--- a/docs/common_code/05_mutate/05_mutate.docx
+++ b/docs/common_code/05_mutate/05_mutate.docx
@@ -7,7 +7,15 @@
         <w:pStyle w:val="Title"/>
       </w:pPr>
       <w:r>
-        <w:t xml:space="preserve">Common Code 05 - Mutate</w:t>
+        <w:t xml:space="preserve">Common Code 05 — mutate()</w:t>
+      </w:r>
+    </w:p>
+    <w:p>
+      <w:pPr>
+        <w:pStyle w:val="Subtitle"/>
+      </w:pPr>
+      <w:r>
+        <w:t xml:space="preserve">Creating and transforming columns — ecological math, logarithms, and regression equations</w:t>
       </w:r>
     </w:p>
     <w:p>
@@ -18,16 +26,5187 @@
         <w:t xml:space="preserve">Bill Perry</w:t>
       </w:r>
     </w:p>
-    <w:bookmarkStart w:id="9" w:name="introduction-to"/>
+    <w:p>
+      <w:pPr>
+        <w:pStyle w:val="Date"/>
+      </w:pPr>
+      <w:r>
+        <w:t xml:space="preserve">2026-06-26</w:t>
+      </w:r>
+    </w:p>
+    <w:bookmarkStart w:id="11" w:name="creating-new-columns-with-mutate"/>
     <w:p>
       <w:pPr>
         <w:pStyle w:val="Heading1"/>
       </w:pPr>
       <w:r>
-        <w:t xml:space="preserve">Introduction to</w:t>
-      </w:r>
-    </w:p>
-    <w:bookmarkEnd w:id="9"/>
+        <w:t xml:space="preserve">Creating new columns with</w:t>
+      </w:r>
+      <w:r>
+        <w:t xml:space="preserve"> </w:t>
+      </w:r>
+      <w:r>
+        <w:rPr>
+          <w:rStyle w:val="VerbatimChar"/>
+        </w:rPr>
+        <w:t xml:space="preserve">mutate()</w:t>
+      </w:r>
+    </w:p>
+    <w:p>
+      <w:pPr>
+        <w:pStyle w:val="FirstParagraph"/>
+      </w:pPr>
+      <w:r>
+        <w:rPr>
+          <w:rStyle w:val="VerbatimChar"/>
+        </w:rPr>
+        <w:t xml:space="preserve">mutate()</w:t>
+      </w:r>
+      <w:r>
+        <w:t xml:space="preserve"> </w:t>
+      </w:r>
+      <w:r>
+        <w:t xml:space="preserve">adds new columns to a data frame, or overwrites existing ones. Each</w:t>
+      </w:r>
+      <w:r>
+        <w:t xml:space="preserve"> </w:t>
+      </w:r>
+      <w:r>
+        <w:t xml:space="preserve">new column is computed row by row from whatever expression you give it — simple</w:t>
+      </w:r>
+      <w:r>
+        <w:t xml:space="preserve"> </w:t>
+      </w:r>
+      <w:r>
+        <w:t xml:space="preserve">arithmetic, logarithms, conditional logic, or a full regression equation applied</w:t>
+      </w:r>
+      <w:r>
+        <w:t xml:space="preserve"> </w:t>
+      </w:r>
+      <w:r>
+        <w:t xml:space="preserve">to every observation at once.</w:t>
+      </w:r>
+    </w:p>
+    <w:p>
+      <w:pPr>
+        <w:pStyle w:val="BlockText"/>
+      </w:pPr>
+      <w:r>
+        <w:t xml:space="preserve">⬇️</w:t>
+      </w:r>
+      <w:r>
+        <w:t xml:space="preserve"> </w:t>
+      </w:r>
+      <w:r>
+        <w:rPr>
+          <w:b/>
+          <w:bCs/>
+        </w:rPr>
+        <w:t xml:space="preserve">Download the companion R script</w:t>
+      </w:r>
+      <w:r>
+        <w:t xml:space="preserve"> </w:t>
+      </w:r>
+      <w:r>
+        <w:t xml:space="preserve">— all examples ready to run:</w:t>
+      </w:r>
+      <w:r>
+        <w:t xml:space="preserve"> </w:t>
+      </w:r>
+      <w:hyperlink r:id="rId9">
+        <w:r>
+          <w:rPr>
+            <w:rStyle w:val="VerbatimChar"/>
+          </w:rPr>
+          <w:t xml:space="preserve">05_mutate.R</w:t>
+        </w:r>
+      </w:hyperlink>
+    </w:p>
+    <w:p>
+      <w:pPr>
+        <w:pStyle w:val="BlockText"/>
+      </w:pPr>
+      <w:r>
+        <w:t xml:space="preserve">💡</w:t>
+      </w:r>
+      <w:r>
+        <w:t xml:space="preserve"> </w:t>
+      </w:r>
+      <w:r>
+        <w:rPr>
+          <w:b/>
+          <w:bCs/>
+        </w:rPr>
+        <w:t xml:space="preserve">Following along?</w:t>
+      </w:r>
+      <w:r>
+        <w:t xml:space="preserve"> </w:t>
+      </w:r>
+      <w:r>
+        <w:t xml:space="preserve">Examples use</w:t>
+      </w:r>
+      <w:r>
+        <w:t xml:space="preserve"> </w:t>
+      </w:r>
+      <w:r>
+        <w:rPr>
+          <w:rStyle w:val="VerbatimChar"/>
+        </w:rPr>
+        <w:t xml:space="preserve">penguins</w:t>
+      </w:r>
+      <w:r>
+        <w:t xml:space="preserve"> </w:t>
+      </w:r>
+      <w:r>
+        <w:t xml:space="preserve">from</w:t>
+      </w:r>
+      <w:r>
+        <w:t xml:space="preserve"> </w:t>
+      </w:r>
+      <w:r>
+        <w:rPr>
+          <w:rStyle w:val="VerbatimChar"/>
+        </w:rPr>
+        <w:t xml:space="preserve">palmerpenguins</w:t>
+      </w:r>
+      <w:r>
+        <w:t xml:space="preserve">.</w:t>
+      </w:r>
+      <w:r>
+        <w:t xml:space="preserve"> </w:t>
+      </w:r>
+      <w:r>
+        <w:t xml:space="preserve">The ecological math sections apply directly to any field data you collect.</w:t>
+      </w:r>
+    </w:p>
+    <w:p>
+      <w:r>
+        <w:pict>
+          <v:rect style="width:0;height:1.5pt" o:hralign="center" o:hrstd="t" o:hr="t"/>
+        </w:pict>
+      </w:r>
+    </w:p>
+    <w:bookmarkStart w:id="10" w:name="packages-needed"/>
+    <w:p>
+      <w:pPr>
+        <w:pStyle w:val="Heading3"/>
+      </w:pPr>
+      <w:r>
+        <w:t xml:space="preserve">Packages needed</w:t>
+      </w:r>
+    </w:p>
+    <w:p>
+      <w:pPr>
+        <w:pStyle w:val="SourceCode"/>
+      </w:pPr>
+      <w:r>
+        <w:rPr>
+          <w:rStyle w:val="FunctionTok"/>
+        </w:rPr>
+        <w:t xml:space="preserve">library</w:t>
+      </w:r>
+      <w:r>
+        <w:rPr>
+          <w:rStyle w:val="NormalTok"/>
+        </w:rPr>
+        <w:t xml:space="preserve">(tidyverse)</w:t>
+      </w:r>
+      <w:r>
+        <w:br/>
+      </w:r>
+      <w:r>
+        <w:rPr>
+          <w:rStyle w:val="FunctionTok"/>
+        </w:rPr>
+        <w:t xml:space="preserve">library</w:t>
+      </w:r>
+      <w:r>
+        <w:rPr>
+          <w:rStyle w:val="NormalTok"/>
+        </w:rPr>
+        <w:t xml:space="preserve">(palmerpenguins)</w:t>
+      </w:r>
+    </w:p>
+    <w:p>
+      <w:r>
+        <w:pict>
+          <v:rect style="width:0;height:1.5pt" o:hralign="center" o:hrstd="t" o:hr="t"/>
+        </w:pict>
+      </w:r>
+    </w:p>
+    <w:bookmarkEnd w:id="10"/>
+    <w:bookmarkEnd w:id="11"/>
+    <w:bookmarkStart w:id="12" w:name="the-basics"/>
+    <w:p>
+      <w:pPr>
+        <w:pStyle w:val="Heading1"/>
+      </w:pPr>
+      <w:r>
+        <w:t xml:space="preserve">1 · The basics</w:t>
+      </w:r>
+    </w:p>
+    <w:p>
+      <w:pPr>
+        <w:pStyle w:val="FirstParagraph"/>
+      </w:pPr>
+      <w:r>
+        <w:rPr>
+          <w:rStyle w:val="VerbatimChar"/>
+        </w:rPr>
+        <w:t xml:space="preserve">mutate()</w:t>
+      </w:r>
+      <w:r>
+        <w:t xml:space="preserve"> </w:t>
+      </w:r>
+      <w:r>
+        <w:t xml:space="preserve">always goes at the end of a pipe, after your</w:t>
+      </w:r>
+      <w:r>
+        <w:t xml:space="preserve"> </w:t>
+      </w:r>
+      <w:r>
+        <w:rPr>
+          <w:rStyle w:val="VerbatimChar"/>
+        </w:rPr>
+        <w:t xml:space="preserve">filter()</w:t>
+      </w:r>
+      <w:r>
+        <w:t xml:space="preserve"> </w:t>
+      </w:r>
+      <w:r>
+        <w:t xml:space="preserve">and</w:t>
+      </w:r>
+      <w:r>
+        <w:t xml:space="preserve"> </w:t>
+      </w:r>
+      <w:r>
+        <w:rPr>
+          <w:rStyle w:val="VerbatimChar"/>
+        </w:rPr>
+        <w:t xml:space="preserve">select()</w:t>
+      </w:r>
+      <w:r>
+        <w:t xml:space="preserve"> </w:t>
+      </w:r>
+      <w:r>
+        <w:t xml:space="preserve">steps. New columns can immediately reference other columns just</w:t>
+      </w:r>
+      <w:r>
+        <w:t xml:space="preserve"> </w:t>
+      </w:r>
+      <w:r>
+        <w:t xml:space="preserve">created in the same</w:t>
+      </w:r>
+      <w:r>
+        <w:t xml:space="preserve"> </w:t>
+      </w:r>
+      <w:r>
+        <w:rPr>
+          <w:rStyle w:val="VerbatimChar"/>
+        </w:rPr>
+        <w:t xml:space="preserve">mutate()</w:t>
+      </w:r>
+      <w:r>
+        <w:t xml:space="preserve"> </w:t>
+      </w:r>
+      <w:r>
+        <w:t xml:space="preserve">call:</w:t>
+      </w:r>
+    </w:p>
+    <w:p>
+      <w:pPr>
+        <w:pStyle w:val="SourceCode"/>
+      </w:pPr>
+      <w:r>
+        <w:rPr>
+          <w:rStyle w:val="NormalTok"/>
+        </w:rPr>
+        <w:t xml:space="preserve">penguins </w:t>
+      </w:r>
+      <w:r>
+        <w:rPr>
+          <w:rStyle w:val="SpecialCharTok"/>
+        </w:rPr>
+        <w:t xml:space="preserve">|&gt;</w:t>
+      </w:r>
+      <w:r>
+        <w:br/>
+      </w:r>
+      <w:r>
+        <w:rPr>
+          <w:rStyle w:val="NormalTok"/>
+        </w:rPr>
+        <w:t xml:space="preserve">  </w:t>
+      </w:r>
+      <w:r>
+        <w:rPr>
+          <w:rStyle w:val="FunctionTok"/>
+        </w:rPr>
+        <w:t xml:space="preserve">mutate</w:t>
+      </w:r>
+      <w:r>
+        <w:rPr>
+          <w:rStyle w:val="NormalTok"/>
+        </w:rPr>
+        <w:t xml:space="preserve">(</w:t>
+      </w:r>
+      <w:r>
+        <w:br/>
+      </w:r>
+      <w:r>
+        <w:rPr>
+          <w:rStyle w:val="NormalTok"/>
+        </w:rPr>
+        <w:t xml:space="preserve">    </w:t>
+      </w:r>
+      <w:r>
+        <w:rPr>
+          <w:rStyle w:val="AttributeTok"/>
+        </w:rPr>
+        <w:t xml:space="preserve">mass_kg       =</w:t>
+      </w:r>
+      <w:r>
+        <w:rPr>
+          <w:rStyle w:val="NormalTok"/>
+        </w:rPr>
+        <w:t xml:space="preserve"> body_mass_g </w:t>
+      </w:r>
+      <w:r>
+        <w:rPr>
+          <w:rStyle w:val="SpecialCharTok"/>
+        </w:rPr>
+        <w:t xml:space="preserve">/</w:t>
+      </w:r>
+      <w:r>
+        <w:rPr>
+          <w:rStyle w:val="NormalTok"/>
+        </w:rPr>
+        <w:t xml:space="preserve"> </w:t>
+      </w:r>
+      <w:r>
+        <w:rPr>
+          <w:rStyle w:val="DecValTok"/>
+        </w:rPr>
+        <w:t xml:space="preserve">1000</w:t>
+      </w:r>
+      <w:r>
+        <w:rPr>
+          <w:rStyle w:val="NormalTok"/>
+        </w:rPr>
+        <w:t xml:space="preserve">,</w:t>
+      </w:r>
+      <w:r>
+        <w:br/>
+      </w:r>
+      <w:r>
+        <w:rPr>
+          <w:rStyle w:val="NormalTok"/>
+        </w:rPr>
+        <w:t xml:space="preserve">    </w:t>
+      </w:r>
+      <w:r>
+        <w:rPr>
+          <w:rStyle w:val="AttributeTok"/>
+        </w:rPr>
+        <w:t xml:space="preserve">flipper_m     =</w:t>
+      </w:r>
+      <w:r>
+        <w:rPr>
+          <w:rStyle w:val="NormalTok"/>
+        </w:rPr>
+        <w:t xml:space="preserve"> flipper_length_mm </w:t>
+      </w:r>
+      <w:r>
+        <w:rPr>
+          <w:rStyle w:val="SpecialCharTok"/>
+        </w:rPr>
+        <w:t xml:space="preserve">/</w:t>
+      </w:r>
+      <w:r>
+        <w:rPr>
+          <w:rStyle w:val="NormalTok"/>
+        </w:rPr>
+        <w:t xml:space="preserve"> </w:t>
+      </w:r>
+      <w:r>
+        <w:rPr>
+          <w:rStyle w:val="DecValTok"/>
+        </w:rPr>
+        <w:t xml:space="preserve">1000</w:t>
+      </w:r>
+      <w:r>
+        <w:rPr>
+          <w:rStyle w:val="NormalTok"/>
+        </w:rPr>
+        <w:t xml:space="preserve">,</w:t>
+      </w:r>
+      <w:r>
+        <w:br/>
+      </w:r>
+      <w:r>
+        <w:rPr>
+          <w:rStyle w:val="NormalTok"/>
+        </w:rPr>
+        <w:t xml:space="preserve">    </w:t>
+      </w:r>
+      <w:r>
+        <w:rPr>
+          <w:rStyle w:val="AttributeTok"/>
+        </w:rPr>
+        <w:t xml:space="preserve">mass_per_flip =</w:t>
+      </w:r>
+      <w:r>
+        <w:rPr>
+          <w:rStyle w:val="NormalTok"/>
+        </w:rPr>
+        <w:t xml:space="preserve"> mass_kg </w:t>
+      </w:r>
+      <w:r>
+        <w:rPr>
+          <w:rStyle w:val="SpecialCharTok"/>
+        </w:rPr>
+        <w:t xml:space="preserve">/</w:t>
+      </w:r>
+      <w:r>
+        <w:rPr>
+          <w:rStyle w:val="NormalTok"/>
+        </w:rPr>
+        <w:t xml:space="preserve"> flipper_m    </w:t>
+      </w:r>
+      <w:r>
+        <w:rPr>
+          <w:rStyle w:val="CommentTok"/>
+        </w:rPr>
+        <w:t xml:space="preserve"># uses both columns just made above</w:t>
+      </w:r>
+      <w:r>
+        <w:br/>
+      </w:r>
+      <w:r>
+        <w:rPr>
+          <w:rStyle w:val="NormalTok"/>
+        </w:rPr>
+        <w:t xml:space="preserve">  )</w:t>
+      </w:r>
+    </w:p>
+    <w:p>
+      <w:pPr>
+        <w:pStyle w:val="BlockText"/>
+      </w:pPr>
+      <w:r>
+        <w:t xml:space="preserve">💡</w:t>
+      </w:r>
+      <w:r>
+        <w:t xml:space="preserve"> </w:t>
+      </w:r>
+      <w:r>
+        <w:rPr>
+          <w:b/>
+          <w:bCs/>
+        </w:rPr>
+        <w:t xml:space="preserve">Key idea:</w:t>
+      </w:r>
+      <w:r>
+        <w:t xml:space="preserve"> </w:t>
+      </w:r>
+      <w:r>
+        <w:rPr>
+          <w:rStyle w:val="VerbatimChar"/>
+        </w:rPr>
+        <w:t xml:space="preserve">mutate()</w:t>
+      </w:r>
+      <w:r>
+        <w:t xml:space="preserve"> </w:t>
+      </w:r>
+      <w:r>
+        <w:t xml:space="preserve">never changes existing rows or drops columns —</w:t>
+      </w:r>
+      <w:r>
+        <w:t xml:space="preserve"> </w:t>
+      </w:r>
+      <w:r>
+        <w:t xml:space="preserve">it only adds or replaces. The original data frame is untouched unless you</w:t>
+      </w:r>
+      <w:r>
+        <w:t xml:space="preserve"> </w:t>
+      </w:r>
+      <w:r>
+        <w:t xml:space="preserve">overwrite it with</w:t>
+      </w:r>
+      <w:r>
+        <w:t xml:space="preserve"> </w:t>
+      </w:r>
+      <w:r>
+        <w:rPr>
+          <w:rStyle w:val="VerbatimChar"/>
+        </w:rPr>
+        <w:t xml:space="preserve">&lt;-</w:t>
+      </w:r>
+      <w:r>
+        <w:t xml:space="preserve">. Store results in a new object with a descriptive name.</w:t>
+      </w:r>
+    </w:p>
+    <w:p>
+      <w:r>
+        <w:pict>
+          <v:rect style="width:0;height:1.5pt" o:hralign="center" o:hrstd="t" o:hr="t"/>
+        </w:pict>
+      </w:r>
+    </w:p>
+    <w:bookmarkEnd w:id="12"/>
+    <w:bookmarkStart w:id="13" w:name="simple-arithmetic"/>
+    <w:p>
+      <w:pPr>
+        <w:pStyle w:val="Heading1"/>
+      </w:pPr>
+      <w:r>
+        <w:t xml:space="preserve">2 · Simple arithmetic</w:t>
+      </w:r>
+    </w:p>
+    <w:p>
+      <w:pPr>
+        <w:pStyle w:val="FirstParagraph"/>
+      </w:pPr>
+      <w:r>
+        <w:t xml:space="preserve">The operators are what you expect:</w:t>
+      </w:r>
+      <w:r>
+        <w:t xml:space="preserve"> </w:t>
+      </w:r>
+      <w:r>
+        <w:rPr>
+          <w:rStyle w:val="VerbatimChar"/>
+        </w:rPr>
+        <w:t xml:space="preserve">+</w:t>
+      </w:r>
+      <w:r>
+        <w:t xml:space="preserve">,</w:t>
+      </w:r>
+      <w:r>
+        <w:t xml:space="preserve"> </w:t>
+      </w:r>
+      <w:r>
+        <w:rPr>
+          <w:rStyle w:val="VerbatimChar"/>
+        </w:rPr>
+        <w:t xml:space="preserve">-</w:t>
+      </w:r>
+      <w:r>
+        <w:t xml:space="preserve">,</w:t>
+      </w:r>
+      <w:r>
+        <w:t xml:space="preserve"> </w:t>
+      </w:r>
+      <w:r>
+        <w:rPr>
+          <w:rStyle w:val="VerbatimChar"/>
+        </w:rPr>
+        <w:t xml:space="preserve">*</w:t>
+      </w:r>
+      <w:r>
+        <w:t xml:space="preserve">,</w:t>
+      </w:r>
+      <w:r>
+        <w:t xml:space="preserve"> </w:t>
+      </w:r>
+      <w:r>
+        <w:rPr>
+          <w:rStyle w:val="VerbatimChar"/>
+        </w:rPr>
+        <w:t xml:space="preserve">/</w:t>
+      </w:r>
+      <w:r>
+        <w:t xml:space="preserve">,</w:t>
+      </w:r>
+      <w:r>
+        <w:t xml:space="preserve"> </w:t>
+      </w:r>
+      <w:r>
+        <w:rPr>
+          <w:rStyle w:val="VerbatimChar"/>
+        </w:rPr>
+        <w:t xml:space="preserve">^</w:t>
+      </w:r>
+      <w:r>
+        <w:t xml:space="preserve"> </w:t>
+      </w:r>
+      <w:r>
+        <w:t xml:space="preserve">for power.</w:t>
+      </w:r>
+      <w:r>
+        <w:t xml:space="preserve"> </w:t>
+      </w:r>
+      <w:r>
+        <w:t xml:space="preserve">Reference any column by name, mix columns with constants freely:</w:t>
+      </w:r>
+    </w:p>
+    <w:p>
+      <w:pPr>
+        <w:pStyle w:val="SourceCode"/>
+      </w:pPr>
+      <w:r>
+        <w:rPr>
+          <w:rStyle w:val="NormalTok"/>
+        </w:rPr>
+        <w:t xml:space="preserve">penguins </w:t>
+      </w:r>
+      <w:r>
+        <w:rPr>
+          <w:rStyle w:val="SpecialCharTok"/>
+        </w:rPr>
+        <w:t xml:space="preserve">|&gt;</w:t>
+      </w:r>
+      <w:r>
+        <w:br/>
+      </w:r>
+      <w:r>
+        <w:rPr>
+          <w:rStyle w:val="NormalTok"/>
+        </w:rPr>
+        <w:t xml:space="preserve">  </w:t>
+      </w:r>
+      <w:r>
+        <w:rPr>
+          <w:rStyle w:val="FunctionTok"/>
+        </w:rPr>
+        <w:t xml:space="preserve">mutate</w:t>
+      </w:r>
+      <w:r>
+        <w:rPr>
+          <w:rStyle w:val="NormalTok"/>
+        </w:rPr>
+        <w:t xml:space="preserve">(</w:t>
+      </w:r>
+      <w:r>
+        <w:br/>
+      </w:r>
+      <w:r>
+        <w:rPr>
+          <w:rStyle w:val="NormalTok"/>
+        </w:rPr>
+        <w:t xml:space="preserve">    </w:t>
+      </w:r>
+      <w:r>
+        <w:rPr>
+          <w:rStyle w:val="AttributeTok"/>
+        </w:rPr>
+        <w:t xml:space="preserve">mass_kg       =</w:t>
+      </w:r>
+      <w:r>
+        <w:rPr>
+          <w:rStyle w:val="NormalTok"/>
+        </w:rPr>
+        <w:t xml:space="preserve"> body_mass_g </w:t>
+      </w:r>
+      <w:r>
+        <w:rPr>
+          <w:rStyle w:val="SpecialCharTok"/>
+        </w:rPr>
+        <w:t xml:space="preserve">/</w:t>
+      </w:r>
+      <w:r>
+        <w:rPr>
+          <w:rStyle w:val="NormalTok"/>
+        </w:rPr>
+        <w:t xml:space="preserve"> </w:t>
+      </w:r>
+      <w:r>
+        <w:rPr>
+          <w:rStyle w:val="DecValTok"/>
+        </w:rPr>
+        <w:t xml:space="preserve">1000</w:t>
+      </w:r>
+      <w:r>
+        <w:rPr>
+          <w:rStyle w:val="NormalTok"/>
+        </w:rPr>
+        <w:t xml:space="preserve">,              </w:t>
+      </w:r>
+      <w:r>
+        <w:rPr>
+          <w:rStyle w:val="CommentTok"/>
+        </w:rPr>
+        <w:t xml:space="preserve"># unit conversion g → kg</w:t>
+      </w:r>
+      <w:r>
+        <w:br/>
+      </w:r>
+      <w:r>
+        <w:rPr>
+          <w:rStyle w:val="NormalTok"/>
+        </w:rPr>
+        <w:t xml:space="preserve">    </w:t>
+      </w:r>
+      <w:r>
+        <w:rPr>
+          <w:rStyle w:val="AttributeTok"/>
+        </w:rPr>
+        <w:t xml:space="preserve">bill_ratio    =</w:t>
+      </w:r>
+      <w:r>
+        <w:rPr>
+          <w:rStyle w:val="NormalTok"/>
+        </w:rPr>
+        <w:t xml:space="preserve"> bill_length_mm </w:t>
+      </w:r>
+      <w:r>
+        <w:rPr>
+          <w:rStyle w:val="SpecialCharTok"/>
+        </w:rPr>
+        <w:t xml:space="preserve">/</w:t>
+      </w:r>
+      <w:r>
+        <w:rPr>
+          <w:rStyle w:val="NormalTok"/>
+        </w:rPr>
+        <w:t xml:space="preserve"> bill_depth_mm,  </w:t>
+      </w:r>
+      <w:r>
+        <w:rPr>
+          <w:rStyle w:val="CommentTok"/>
+        </w:rPr>
+        <w:t xml:space="preserve"># length-to-depth ratio</w:t>
+      </w:r>
+      <w:r>
+        <w:br/>
+      </w:r>
+      <w:r>
+        <w:rPr>
+          <w:rStyle w:val="NormalTok"/>
+        </w:rPr>
+        <w:t xml:space="preserve">    </w:t>
+      </w:r>
+      <w:r>
+        <w:rPr>
+          <w:rStyle w:val="AttributeTok"/>
+        </w:rPr>
+        <w:t xml:space="preserve">bill_area_mm2 =</w:t>
+      </w:r>
+      <w:r>
+        <w:rPr>
+          <w:rStyle w:val="NormalTok"/>
+        </w:rPr>
+        <w:t xml:space="preserve"> bill_length_mm </w:t>
+      </w:r>
+      <w:r>
+        <w:rPr>
+          <w:rStyle w:val="SpecialCharTok"/>
+        </w:rPr>
+        <w:t xml:space="preserve">*</w:t>
+      </w:r>
+      <w:r>
+        <w:rPr>
+          <w:rStyle w:val="NormalTok"/>
+        </w:rPr>
+        <w:t xml:space="preserve"> bill_depth_mm,  </w:t>
+      </w:r>
+      <w:r>
+        <w:rPr>
+          <w:rStyle w:val="CommentTok"/>
+        </w:rPr>
+        <w:t xml:space="preserve"># rough bill area proxy</w:t>
+      </w:r>
+      <w:r>
+        <w:br/>
+      </w:r>
+      <w:r>
+        <w:rPr>
+          <w:rStyle w:val="NormalTok"/>
+        </w:rPr>
+        <w:t xml:space="preserve">    </w:t>
+      </w:r>
+      <w:r>
+        <w:rPr>
+          <w:rStyle w:val="AttributeTok"/>
+        </w:rPr>
+        <w:t xml:space="preserve">mass_centered =</w:t>
+      </w:r>
+      <w:r>
+        <w:rPr>
+          <w:rStyle w:val="NormalTok"/>
+        </w:rPr>
+        <w:t xml:space="preserve"> body_mass_g </w:t>
+      </w:r>
+      <w:r>
+        <w:rPr>
+          <w:rStyle w:val="SpecialCharTok"/>
+        </w:rPr>
+        <w:t xml:space="preserve">-</w:t>
+      </w:r>
+      <w:r>
+        <w:rPr>
+          <w:rStyle w:val="NormalTok"/>
+        </w:rPr>
+        <w:t xml:space="preserve"> </w:t>
+      </w:r>
+      <w:r>
+        <w:rPr>
+          <w:rStyle w:val="FunctionTok"/>
+        </w:rPr>
+        <w:t xml:space="preserve">mean</w:t>
+      </w:r>
+      <w:r>
+        <w:rPr>
+          <w:rStyle w:val="NormalTok"/>
+        </w:rPr>
+        <w:t xml:space="preserve">(body_mass_g, </w:t>
+      </w:r>
+      <w:r>
+        <w:rPr>
+          <w:rStyle w:val="AttributeTok"/>
+        </w:rPr>
+        <w:t xml:space="preserve">na.rm =</w:t>
+      </w:r>
+      <w:r>
+        <w:rPr>
+          <w:rStyle w:val="NormalTok"/>
+        </w:rPr>
+        <w:t xml:space="preserve"> </w:t>
+      </w:r>
+      <w:r>
+        <w:rPr>
+          <w:rStyle w:val="ConstantTok"/>
+        </w:rPr>
+        <w:t xml:space="preserve">TRUE</w:t>
+      </w:r>
+      <w:r>
+        <w:rPr>
+          <w:rStyle w:val="NormalTok"/>
+        </w:rPr>
+        <w:t xml:space="preserve">)  </w:t>
+      </w:r>
+      <w:r>
+        <w:rPr>
+          <w:rStyle w:val="CommentTok"/>
+        </w:rPr>
+        <w:t xml:space="preserve"># centre on mean</w:t>
+      </w:r>
+      <w:r>
+        <w:br/>
+      </w:r>
+      <w:r>
+        <w:rPr>
+          <w:rStyle w:val="NormalTok"/>
+        </w:rPr>
+        <w:t xml:space="preserve">  )</w:t>
+      </w:r>
+    </w:p>
+    <w:p>
+      <w:pPr>
+        <w:pStyle w:val="BlockText"/>
+      </w:pPr>
+      <w:r>
+        <w:t xml:space="preserve">💡</w:t>
+      </w:r>
+      <w:r>
+        <w:t xml:space="preserve"> </w:t>
+      </w:r>
+      <w:r>
+        <w:rPr>
+          <w:b/>
+          <w:bCs/>
+        </w:rPr>
+        <w:t xml:space="preserve">Bill ratios and shape indices</w:t>
+      </w:r>
+      <w:r>
+        <w:t xml:space="preserve"> </w:t>
+      </w:r>
+      <w:r>
+        <w:t xml:space="preserve">are a classic ecology move — dividing</w:t>
+      </w:r>
+      <w:r>
+        <w:t xml:space="preserve"> </w:t>
+      </w:r>
+      <w:r>
+        <w:t xml:space="preserve">two measurements to capture shape independent of size. The same idea appears</w:t>
+      </w:r>
+      <w:r>
+        <w:t xml:space="preserve"> </w:t>
+      </w:r>
+      <w:r>
+        <w:t xml:space="preserve">in body condition indices, cephalic indices, and leaf shape metrics.</w:t>
+      </w:r>
+    </w:p>
+    <w:p>
+      <w:r>
+        <w:pict>
+          <v:rect style="width:0;height:1.5pt" o:hralign="center" o:hrstd="t" o:hr="t"/>
+        </w:pict>
+      </w:r>
+    </w:p>
+    <w:bookmarkEnd w:id="13"/>
+    <w:bookmarkStart w:id="15" w:name="Xe50ed9a19a706b2b4cbed3687b12beb86a4d345"/>
+    <w:p>
+      <w:pPr>
+        <w:pStyle w:val="Heading1"/>
+      </w:pPr>
+      <w:r>
+        <w:t xml:space="preserve">3 · Logarithms — the most important transformation in ecology</w:t>
+      </w:r>
+    </w:p>
+    <w:p>
+      <w:pPr>
+        <w:pStyle w:val="FirstParagraph"/>
+      </w:pPr>
+      <w:r>
+        <w:t xml:space="preserve">Log-transformation is everywhere in ecology: species–area relationships,</w:t>
+      </w:r>
+      <w:r>
+        <w:t xml:space="preserve"> </w:t>
+      </w:r>
+      <w:r>
+        <w:t xml:space="preserve">metabolic scaling, abundance distributions, allometric growth. Understanding</w:t>
+      </w:r>
+      <w:r>
+        <w:t xml:space="preserve"> </w:t>
+      </w:r>
+      <w:r>
+        <w:t xml:space="preserve">which log function to use matters.</w:t>
+      </w:r>
+    </w:p>
+    <w:p>
+      <w:pPr>
+        <w:pStyle w:val="SourceCode"/>
+      </w:pPr>
+      <w:r>
+        <w:rPr>
+          <w:rStyle w:val="NormalTok"/>
+        </w:rPr>
+        <w:t xml:space="preserve">penguins </w:t>
+      </w:r>
+      <w:r>
+        <w:rPr>
+          <w:rStyle w:val="SpecialCharTok"/>
+        </w:rPr>
+        <w:t xml:space="preserve">|&gt;</w:t>
+      </w:r>
+      <w:r>
+        <w:br/>
+      </w:r>
+      <w:r>
+        <w:rPr>
+          <w:rStyle w:val="NormalTok"/>
+        </w:rPr>
+        <w:t xml:space="preserve">  </w:t>
+      </w:r>
+      <w:r>
+        <w:rPr>
+          <w:rStyle w:val="FunctionTok"/>
+        </w:rPr>
+        <w:t xml:space="preserve">mutate</w:t>
+      </w:r>
+      <w:r>
+        <w:rPr>
+          <w:rStyle w:val="NormalTok"/>
+        </w:rPr>
+        <w:t xml:space="preserve">(</w:t>
+      </w:r>
+      <w:r>
+        <w:br/>
+      </w:r>
+      <w:r>
+        <w:rPr>
+          <w:rStyle w:val="NormalTok"/>
+        </w:rPr>
+        <w:t xml:space="preserve">    </w:t>
+      </w:r>
+      <w:r>
+        <w:rPr>
+          <w:rStyle w:val="AttributeTok"/>
+        </w:rPr>
+        <w:t xml:space="preserve">log10_mass =</w:t>
+      </w:r>
+      <w:r>
+        <w:rPr>
+          <w:rStyle w:val="NormalTok"/>
+        </w:rPr>
+        <w:t xml:space="preserve"> </w:t>
+      </w:r>
+      <w:r>
+        <w:rPr>
+          <w:rStyle w:val="FunctionTok"/>
+        </w:rPr>
+        <w:t xml:space="preserve">log10</w:t>
+      </w:r>
+      <w:r>
+        <w:rPr>
+          <w:rStyle w:val="NormalTok"/>
+        </w:rPr>
+        <w:t xml:space="preserve">(body_mass_g),   </w:t>
+      </w:r>
+      <w:r>
+        <w:rPr>
+          <w:rStyle w:val="CommentTok"/>
+        </w:rPr>
+        <w:t xml:space="preserve"># base-10 — most interpretable</w:t>
+      </w:r>
+      <w:r>
+        <w:br/>
+      </w:r>
+      <w:r>
+        <w:rPr>
+          <w:rStyle w:val="NormalTok"/>
+        </w:rPr>
+        <w:t xml:space="preserve">    </w:t>
+      </w:r>
+      <w:r>
+        <w:rPr>
+          <w:rStyle w:val="AttributeTok"/>
+        </w:rPr>
+        <w:t xml:space="preserve">ln_mass    =</w:t>
+      </w:r>
+      <w:r>
+        <w:rPr>
+          <w:rStyle w:val="NormalTok"/>
+        </w:rPr>
+        <w:t xml:space="preserve"> </w:t>
+      </w:r>
+      <w:r>
+        <w:rPr>
+          <w:rStyle w:val="FunctionTok"/>
+        </w:rPr>
+        <w:t xml:space="preserve">log</w:t>
+      </w:r>
+      <w:r>
+        <w:rPr>
+          <w:rStyle w:val="NormalTok"/>
+        </w:rPr>
+        <w:t xml:space="preserve">(body_mass_g),     </w:t>
+      </w:r>
+      <w:r>
+        <w:rPr>
+          <w:rStyle w:val="CommentTok"/>
+        </w:rPr>
+        <w:t xml:space="preserve"># natural log (base e) — used in models</w:t>
+      </w:r>
+      <w:r>
+        <w:br/>
+      </w:r>
+      <w:r>
+        <w:rPr>
+          <w:rStyle w:val="NormalTok"/>
+        </w:rPr>
+        <w:t xml:space="preserve">    </w:t>
+      </w:r>
+      <w:r>
+        <w:rPr>
+          <w:rStyle w:val="AttributeTok"/>
+        </w:rPr>
+        <w:t xml:space="preserve">log2_mass  =</w:t>
+      </w:r>
+      <w:r>
+        <w:rPr>
+          <w:rStyle w:val="NormalTok"/>
+        </w:rPr>
+        <w:t xml:space="preserve"> </w:t>
+      </w:r>
+      <w:r>
+        <w:rPr>
+          <w:rStyle w:val="FunctionTok"/>
+        </w:rPr>
+        <w:t xml:space="preserve">log2</w:t>
+      </w:r>
+      <w:r>
+        <w:rPr>
+          <w:rStyle w:val="NormalTok"/>
+        </w:rPr>
+        <w:t xml:space="preserve">(body_mass_g)     </w:t>
+      </w:r>
+      <w:r>
+        <w:rPr>
+          <w:rStyle w:val="CommentTok"/>
+        </w:rPr>
+        <w:t xml:space="preserve"># base-2 — used in some genetics work</w:t>
+      </w:r>
+      <w:r>
+        <w:br/>
+      </w:r>
+      <w:r>
+        <w:rPr>
+          <w:rStyle w:val="NormalTok"/>
+        </w:rPr>
+        <w:t xml:space="preserve">  )</w:t>
+      </w:r>
+    </w:p>
+    <w:p>
+      <w:pPr>
+        <w:pStyle w:val="BlockText"/>
+      </w:pPr>
+      <w:r>
+        <w:t xml:space="preserve">⚠️</w:t>
+      </w:r>
+      <w:r>
+        <w:t xml:space="preserve"> </w:t>
+      </w:r>
+      <w:r>
+        <w:rPr>
+          <w:b/>
+          <w:bCs/>
+        </w:rPr>
+        <w:t xml:space="preserve">Watch out!</w:t>
+      </w:r>
+      <w:r>
+        <w:t xml:space="preserve"> </w:t>
+      </w:r>
+      <w:r>
+        <w:rPr>
+          <w:rStyle w:val="VerbatimChar"/>
+        </w:rPr>
+        <w:t xml:space="preserve">log()</w:t>
+      </w:r>
+      <w:r>
+        <w:t xml:space="preserve"> </w:t>
+      </w:r>
+      <w:r>
+        <w:t xml:space="preserve">in R is the</w:t>
+      </w:r>
+      <w:r>
+        <w:t xml:space="preserve"> </w:t>
+      </w:r>
+      <w:r>
+        <w:rPr>
+          <w:b/>
+          <w:bCs/>
+        </w:rPr>
+        <w:t xml:space="preserve">natural log</w:t>
+      </w:r>
+      <w:r>
+        <w:t xml:space="preserve"> </w:t>
+      </w:r>
+      <w:r>
+        <w:t xml:space="preserve">(base</w:t>
+      </w:r>
+      <w:r>
+        <w:t xml:space="preserve"> </w:t>
+      </w:r>
+      <w:r>
+        <w:rPr>
+          <w:i/>
+          <w:iCs/>
+        </w:rPr>
+        <w:t xml:space="preserve">e</w:t>
+      </w:r>
+      <w:r>
+        <w:t xml:space="preserve"> </w:t>
+      </w:r>
+      <w:r>
+        <w:t xml:space="preserve">≈ 2.718),</w:t>
+      </w:r>
+      <w:r>
+        <w:t xml:space="preserve"> </w:t>
+      </w:r>
+      <w:r>
+        <w:t xml:space="preserve">NOT base-10. This catches almost everyone the first time. Use</w:t>
+      </w:r>
+      <w:r>
+        <w:t xml:space="preserve"> </w:t>
+      </w:r>
+      <w:r>
+        <w:rPr>
+          <w:rStyle w:val="VerbatimChar"/>
+        </w:rPr>
+        <w:t xml:space="preserve">log10()</w:t>
+      </w:r>
+      <w:r>
+        <w:t xml:space="preserve"> </w:t>
+      </w:r>
+      <w:r>
+        <w:t xml:space="preserve">when</w:t>
+      </w:r>
+      <w:r>
+        <w:t xml:space="preserve"> </w:t>
+      </w:r>
+      <w:r>
+        <w:t xml:space="preserve">you want base-10. When in doubt, be explicit.</w:t>
+      </w:r>
+    </w:p>
+    <w:p>
+      <w:pPr>
+        <w:pStyle w:val="FirstParagraph"/>
+      </w:pPr>
+      <w:r>
+        <w:rPr>
+          <w:b/>
+          <w:bCs/>
+        </w:rPr>
+        <w:t xml:space="preserve">Which log to use:</w:t>
+      </w:r>
+    </w:p>
+    <w:tbl>
+      <w:tblPr>
+        <w:tblStyle w:val="Table"/>
+        <w:tblW w:type="pct" w:w="5000"/>
+        <w:tblLayout w:type="fixed"/>
+        <w:tblLook w:firstRow="1" w:lastRow="0" w:firstColumn="0" w:lastColumn="0" w:noHBand="0" w:noVBand="0" w:val="0020"/>
+      </w:tblPr>
+      <w:tblGrid>
+        <w:gridCol w:w="2640"/>
+        <w:gridCol w:w="2640"/>
+        <w:gridCol w:w="2640"/>
+      </w:tblGrid>
+      <w:tr>
+        <w:trPr>
+          <w:tblHeader w:val="on"/>
+        </w:trPr>
+        <w:tc>
+          <w:tcPr/>
+          <w:p>
+            <w:pPr>
+              <w:pStyle w:val="Compact"/>
+            </w:pPr>
+            <w:r>
+              <w:t xml:space="preserve">Log</w:t>
+            </w:r>
+          </w:p>
+        </w:tc>
+        <w:tc>
+          <w:tcPr/>
+          <w:p>
+            <w:pPr>
+              <w:pStyle w:val="Compact"/>
+            </w:pPr>
+            <w:r>
+              <w:t xml:space="preserve">R function</w:t>
+            </w:r>
+          </w:p>
+        </w:tc>
+        <w:tc>
+          <w:tcPr/>
+          <w:p>
+            <w:pPr>
+              <w:pStyle w:val="Compact"/>
+            </w:pPr>
+            <w:r>
+              <w:t xml:space="preserve">Use when</w:t>
+            </w:r>
+          </w:p>
+        </w:tc>
+      </w:tr>
+      <w:tr>
+        <w:tc>
+          <w:tcPr/>
+          <w:p>
+            <w:pPr>
+              <w:pStyle w:val="Compact"/>
+            </w:pPr>
+            <w:r>
+              <w:t xml:space="preserve">Base 10</w:t>
+            </w:r>
+          </w:p>
+        </w:tc>
+        <w:tc>
+          <w:tcPr/>
+          <w:p>
+            <w:pPr>
+              <w:pStyle w:val="Compact"/>
+            </w:pPr>
+            <w:r>
+              <w:rPr>
+                <w:rStyle w:val="VerbatimChar"/>
+              </w:rPr>
+              <w:t xml:space="preserve">log10()</w:t>
+            </w:r>
+          </w:p>
+        </w:tc>
+        <w:tc>
+          <w:tcPr/>
+          <w:p>
+            <w:pPr>
+              <w:pStyle w:val="Compact"/>
+            </w:pPr>
+            <w:r>
+              <w:t xml:space="preserve">Plotting, interpreting orders of magnitude, species–area</w:t>
+            </w:r>
+          </w:p>
+        </w:tc>
+      </w:tr>
+      <w:tr>
+        <w:tc>
+          <w:tcPr/>
+          <w:p>
+            <w:pPr>
+              <w:pStyle w:val="Compact"/>
+            </w:pPr>
+            <w:r>
+              <w:t xml:space="preserve">Natural (base</w:t>
+            </w:r>
+            <w:r>
+              <w:t xml:space="preserve"> </w:t>
+            </w:r>
+            <w:r>
+              <w:rPr>
+                <w:i/>
+                <w:iCs/>
+              </w:rPr>
+              <w:t xml:space="preserve">e</w:t>
+            </w:r>
+            <w:r>
+              <w:t xml:space="preserve">)</w:t>
+            </w:r>
+          </w:p>
+        </w:tc>
+        <w:tc>
+          <w:tcPr/>
+          <w:p>
+            <w:pPr>
+              <w:pStyle w:val="Compact"/>
+            </w:pPr>
+            <w:r>
+              <w:rPr>
+                <w:rStyle w:val="VerbatimChar"/>
+              </w:rPr>
+              <w:t xml:space="preserve">log()</w:t>
+            </w:r>
+          </w:p>
+        </w:tc>
+        <w:tc>
+          <w:tcPr/>
+          <w:p>
+            <w:pPr>
+              <w:pStyle w:val="Compact"/>
+            </w:pPr>
+            <w:r>
+              <w:t xml:space="preserve">Statistical models (GLMs, regression), likelihood</w:t>
+            </w:r>
+          </w:p>
+        </w:tc>
+      </w:tr>
+      <w:tr>
+        <w:tc>
+          <w:tcPr/>
+          <w:p>
+            <w:pPr>
+              <w:pStyle w:val="Compact"/>
+            </w:pPr>
+            <w:r>
+              <w:t xml:space="preserve">Base 2</w:t>
+            </w:r>
+          </w:p>
+        </w:tc>
+        <w:tc>
+          <w:tcPr/>
+          <w:p>
+            <w:pPr>
+              <w:pStyle w:val="Compact"/>
+            </w:pPr>
+            <w:r>
+              <w:rPr>
+                <w:rStyle w:val="VerbatimChar"/>
+              </w:rPr>
+              <w:t xml:space="preserve">log2()</w:t>
+            </w:r>
+          </w:p>
+        </w:tc>
+        <w:tc>
+          <w:tcPr/>
+          <w:p>
+            <w:pPr>
+              <w:pStyle w:val="Compact"/>
+            </w:pPr>
+            <w:r>
+              <w:t xml:space="preserve">Gene expression, information theory</w:t>
+            </w:r>
+          </w:p>
+        </w:tc>
+      </w:tr>
+    </w:tbl>
+    <w:bookmarkStart w:id="14" w:name="back-transforming"/>
+    <w:p>
+      <w:pPr>
+        <w:pStyle w:val="Heading3"/>
+      </w:pPr>
+      <w:r>
+        <w:t xml:space="preserve">Back-transforming</w:t>
+      </w:r>
+    </w:p>
+    <w:p>
+      <w:pPr>
+        <w:pStyle w:val="FirstParagraph"/>
+      </w:pPr>
+      <w:r>
+        <w:t xml:space="preserve">Always know how to undo a transformation — you will need it when reporting</w:t>
+      </w:r>
+      <w:r>
+        <w:t xml:space="preserve"> </w:t>
+      </w:r>
+      <w:r>
+        <w:t xml:space="preserve">model predictions on the original scale:</w:t>
+      </w:r>
+    </w:p>
+    <w:p>
+      <w:pPr>
+        <w:pStyle w:val="SourceCode"/>
+      </w:pPr>
+      <w:r>
+        <w:rPr>
+          <w:rStyle w:val="NormalTok"/>
+        </w:rPr>
+        <w:t xml:space="preserve">penguins </w:t>
+      </w:r>
+      <w:r>
+        <w:rPr>
+          <w:rStyle w:val="SpecialCharTok"/>
+        </w:rPr>
+        <w:t xml:space="preserve">|&gt;</w:t>
+      </w:r>
+      <w:r>
+        <w:br/>
+      </w:r>
+      <w:r>
+        <w:rPr>
+          <w:rStyle w:val="NormalTok"/>
+        </w:rPr>
+        <w:t xml:space="preserve">  </w:t>
+      </w:r>
+      <w:r>
+        <w:rPr>
+          <w:rStyle w:val="FunctionTok"/>
+        </w:rPr>
+        <w:t xml:space="preserve">mutate</w:t>
+      </w:r>
+      <w:r>
+        <w:rPr>
+          <w:rStyle w:val="NormalTok"/>
+        </w:rPr>
+        <w:t xml:space="preserve">(</w:t>
+      </w:r>
+      <w:r>
+        <w:br/>
+      </w:r>
+      <w:r>
+        <w:rPr>
+          <w:rStyle w:val="NormalTok"/>
+        </w:rPr>
+        <w:t xml:space="preserve">    </w:t>
+      </w:r>
+      <w:r>
+        <w:rPr>
+          <w:rStyle w:val="AttributeTok"/>
+        </w:rPr>
+        <w:t xml:space="preserve">log10_mass   =</w:t>
+      </w:r>
+      <w:r>
+        <w:rPr>
+          <w:rStyle w:val="NormalTok"/>
+        </w:rPr>
+        <w:t xml:space="preserve"> </w:t>
+      </w:r>
+      <w:r>
+        <w:rPr>
+          <w:rStyle w:val="FunctionTok"/>
+        </w:rPr>
+        <w:t xml:space="preserve">log10</w:t>
+      </w:r>
+      <w:r>
+        <w:rPr>
+          <w:rStyle w:val="NormalTok"/>
+        </w:rPr>
+        <w:t xml:space="preserve">(body_mass_g),</w:t>
+      </w:r>
+      <w:r>
+        <w:br/>
+      </w:r>
+      <w:r>
+        <w:rPr>
+          <w:rStyle w:val="NormalTok"/>
+        </w:rPr>
+        <w:t xml:space="preserve">    </w:t>
+      </w:r>
+      <w:r>
+        <w:rPr>
+          <w:rStyle w:val="AttributeTok"/>
+        </w:rPr>
+        <w:t xml:space="preserve">mass_back    =</w:t>
+      </w:r>
+      <w:r>
+        <w:rPr>
+          <w:rStyle w:val="NormalTok"/>
+        </w:rPr>
+        <w:t xml:space="preserve"> </w:t>
+      </w:r>
+      <w:r>
+        <w:rPr>
+          <w:rStyle w:val="DecValTok"/>
+        </w:rPr>
+        <w:t xml:space="preserve">10</w:t>
+      </w:r>
+      <w:r>
+        <w:rPr>
+          <w:rStyle w:val="NormalTok"/>
+        </w:rPr>
+        <w:t xml:space="preserve"> </w:t>
+      </w:r>
+      <w:r>
+        <w:rPr>
+          <w:rStyle w:val="SpecialCharTok"/>
+        </w:rPr>
+        <w:t xml:space="preserve">^</w:t>
+      </w:r>
+      <w:r>
+        <w:rPr>
+          <w:rStyle w:val="NormalTok"/>
+        </w:rPr>
+        <w:t xml:space="preserve"> log10_mass,     </w:t>
+      </w:r>
+      <w:r>
+        <w:rPr>
+          <w:rStyle w:val="CommentTok"/>
+        </w:rPr>
+        <w:t xml:space="preserve"># undo log10:  10^x</w:t>
+      </w:r>
+      <w:r>
+        <w:br/>
+      </w:r>
+      <w:r>
+        <w:br/>
+      </w:r>
+      <w:r>
+        <w:rPr>
+          <w:rStyle w:val="NormalTok"/>
+        </w:rPr>
+        <w:t xml:space="preserve">    </w:t>
+      </w:r>
+      <w:r>
+        <w:rPr>
+          <w:rStyle w:val="AttributeTok"/>
+        </w:rPr>
+        <w:t xml:space="preserve">ln_mass      =</w:t>
+      </w:r>
+      <w:r>
+        <w:rPr>
+          <w:rStyle w:val="NormalTok"/>
+        </w:rPr>
+        <w:t xml:space="preserve"> </w:t>
+      </w:r>
+      <w:r>
+        <w:rPr>
+          <w:rStyle w:val="FunctionTok"/>
+        </w:rPr>
+        <w:t xml:space="preserve">log</w:t>
+      </w:r>
+      <w:r>
+        <w:rPr>
+          <w:rStyle w:val="NormalTok"/>
+        </w:rPr>
+        <w:t xml:space="preserve">(body_mass_g),</w:t>
+      </w:r>
+      <w:r>
+        <w:br/>
+      </w:r>
+      <w:r>
+        <w:rPr>
+          <w:rStyle w:val="NormalTok"/>
+        </w:rPr>
+        <w:t xml:space="preserve">    </w:t>
+      </w:r>
+      <w:r>
+        <w:rPr>
+          <w:rStyle w:val="AttributeTok"/>
+        </w:rPr>
+        <w:t xml:space="preserve">mass_back_ln =</w:t>
+      </w:r>
+      <w:r>
+        <w:rPr>
+          <w:rStyle w:val="NormalTok"/>
+        </w:rPr>
+        <w:t xml:space="preserve"> </w:t>
+      </w:r>
+      <w:r>
+        <w:rPr>
+          <w:rStyle w:val="FunctionTok"/>
+        </w:rPr>
+        <w:t xml:space="preserve">exp</w:t>
+      </w:r>
+      <w:r>
+        <w:rPr>
+          <w:rStyle w:val="NormalTok"/>
+        </w:rPr>
+        <w:t xml:space="preserve">(ln_mass)         </w:t>
+      </w:r>
+      <w:r>
+        <w:rPr>
+          <w:rStyle w:val="CommentTok"/>
+        </w:rPr>
+        <w:t xml:space="preserve"># undo natural log: e^x</w:t>
+      </w:r>
+      <w:r>
+        <w:br/>
+      </w:r>
+      <w:r>
+        <w:rPr>
+          <w:rStyle w:val="NormalTok"/>
+        </w:rPr>
+        <w:t xml:space="preserve">  )</w:t>
+      </w:r>
+    </w:p>
+    <w:p>
+      <w:r>
+        <w:pict>
+          <v:rect style="width:0;height:1.5pt" o:hralign="center" o:hrstd="t" o:hr="t"/>
+        </w:pict>
+      </w:r>
+    </w:p>
+    <w:bookmarkEnd w:id="14"/>
+    <w:bookmarkEnd w:id="15"/>
+    <w:bookmarkStart w:id="16" w:name="exponents-and-powers"/>
+    <w:p>
+      <w:pPr>
+        <w:pStyle w:val="Heading1"/>
+      </w:pPr>
+      <w:r>
+        <w:t xml:space="preserve">4 · Exponents and powers</w:t>
+      </w:r>
+    </w:p>
+    <w:p>
+      <w:pPr>
+        <w:pStyle w:val="FirstParagraph"/>
+      </w:pPr>
+      <w:r>
+        <w:t xml:space="preserve">The</w:t>
+      </w:r>
+      <w:r>
+        <w:t xml:space="preserve"> </w:t>
+      </w:r>
+      <w:r>
+        <w:rPr>
+          <w:rStyle w:val="VerbatimChar"/>
+        </w:rPr>
+        <w:t xml:space="preserve">^</w:t>
+      </w:r>
+      <w:r>
+        <w:t xml:space="preserve"> </w:t>
+      </w:r>
+      <w:r>
+        <w:t xml:space="preserve">operator raises to any power. This is directly useful for allometric</w:t>
+      </w:r>
+      <w:r>
+        <w:t xml:space="preserve"> </w:t>
+      </w:r>
+      <w:r>
+        <w:t xml:space="preserve">and metabolic scaling, which follow power laws:</w:t>
+      </w:r>
+    </w:p>
+    <w:p>
+      <w:pPr>
+        <w:pStyle w:val="SourceCode"/>
+      </w:pPr>
+      <w:r>
+        <w:rPr>
+          <w:rStyle w:val="NormalTok"/>
+        </w:rPr>
+        <w:t xml:space="preserve">penguins </w:t>
+      </w:r>
+      <w:r>
+        <w:rPr>
+          <w:rStyle w:val="SpecialCharTok"/>
+        </w:rPr>
+        <w:t xml:space="preserve">|&gt;</w:t>
+      </w:r>
+      <w:r>
+        <w:br/>
+      </w:r>
+      <w:r>
+        <w:rPr>
+          <w:rStyle w:val="NormalTok"/>
+        </w:rPr>
+        <w:t xml:space="preserve">  </w:t>
+      </w:r>
+      <w:r>
+        <w:rPr>
+          <w:rStyle w:val="FunctionTok"/>
+        </w:rPr>
+        <w:t xml:space="preserve">mutate</w:t>
+      </w:r>
+      <w:r>
+        <w:rPr>
+          <w:rStyle w:val="NormalTok"/>
+        </w:rPr>
+        <w:t xml:space="preserve">(</w:t>
+      </w:r>
+      <w:r>
+        <w:br/>
+      </w:r>
+      <w:r>
+        <w:rPr>
+          <w:rStyle w:val="NormalTok"/>
+        </w:rPr>
+        <w:t xml:space="preserve">    </w:t>
+      </w:r>
+      <w:r>
+        <w:rPr>
+          <w:rStyle w:val="AttributeTok"/>
+        </w:rPr>
+        <w:t xml:space="preserve">mass_kg       =</w:t>
+      </w:r>
+      <w:r>
+        <w:rPr>
+          <w:rStyle w:val="NormalTok"/>
+        </w:rPr>
+        <w:t xml:space="preserve"> body_mass_g </w:t>
+      </w:r>
+      <w:r>
+        <w:rPr>
+          <w:rStyle w:val="SpecialCharTok"/>
+        </w:rPr>
+        <w:t xml:space="preserve">/</w:t>
+      </w:r>
+      <w:r>
+        <w:rPr>
+          <w:rStyle w:val="NormalTok"/>
+        </w:rPr>
+        <w:t xml:space="preserve"> </w:t>
+      </w:r>
+      <w:r>
+        <w:rPr>
+          <w:rStyle w:val="DecValTok"/>
+        </w:rPr>
+        <w:t xml:space="preserve">1000</w:t>
+      </w:r>
+      <w:r>
+        <w:rPr>
+          <w:rStyle w:val="NormalTok"/>
+        </w:rPr>
+        <w:t xml:space="preserve">,</w:t>
+      </w:r>
+      <w:r>
+        <w:br/>
+      </w:r>
+      <w:r>
+        <w:rPr>
+          <w:rStyle w:val="NormalTok"/>
+        </w:rPr>
+        <w:t xml:space="preserve">    </w:t>
+      </w:r>
+      <w:r>
+        <w:rPr>
+          <w:rStyle w:val="AttributeTok"/>
+        </w:rPr>
+        <w:t xml:space="preserve">metabolic_est =</w:t>
+      </w:r>
+      <w:r>
+        <w:rPr>
+          <w:rStyle w:val="NormalTok"/>
+        </w:rPr>
+        <w:t xml:space="preserve"> mass_kg </w:t>
+      </w:r>
+      <w:r>
+        <w:rPr>
+          <w:rStyle w:val="SpecialCharTok"/>
+        </w:rPr>
+        <w:t xml:space="preserve">^</w:t>
+      </w:r>
+      <w:r>
+        <w:rPr>
+          <w:rStyle w:val="NormalTok"/>
+        </w:rPr>
+        <w:t xml:space="preserve"> </w:t>
+      </w:r>
+      <w:r>
+        <w:rPr>
+          <w:rStyle w:val="FloatTok"/>
+        </w:rPr>
+        <w:t xml:space="preserve">0.75</w:t>
+      </w:r>
+      <w:r>
+        <w:rPr>
+          <w:rStyle w:val="NormalTok"/>
+        </w:rPr>
+        <w:t xml:space="preserve">,          </w:t>
+      </w:r>
+      <w:r>
+        <w:rPr>
+          <w:rStyle w:val="CommentTok"/>
+        </w:rPr>
+        <w:t xml:space="preserve"># Kleiber's Law: metabolic rate ∝ mass^0.75</w:t>
+      </w:r>
+      <w:r>
+        <w:br/>
+      </w:r>
+      <w:r>
+        <w:rPr>
+          <w:rStyle w:val="NormalTok"/>
+        </w:rPr>
+        <w:t xml:space="preserve">    </w:t>
+      </w:r>
+      <w:r>
+        <w:rPr>
+          <w:rStyle w:val="AttributeTok"/>
+        </w:rPr>
+        <w:t xml:space="preserve">flipper_area  =</w:t>
+      </w:r>
+      <w:r>
+        <w:rPr>
+          <w:rStyle w:val="NormalTok"/>
+        </w:rPr>
+        <w:t xml:space="preserve"> flipper_length_mm </w:t>
+      </w:r>
+      <w:r>
+        <w:rPr>
+          <w:rStyle w:val="SpecialCharTok"/>
+        </w:rPr>
+        <w:t xml:space="preserve">^</w:t>
+      </w:r>
+      <w:r>
+        <w:rPr>
+          <w:rStyle w:val="NormalTok"/>
+        </w:rPr>
+        <w:t xml:space="preserve"> </w:t>
+      </w:r>
+      <w:r>
+        <w:rPr>
+          <w:rStyle w:val="DecValTok"/>
+        </w:rPr>
+        <w:t xml:space="preserve">2</w:t>
+      </w:r>
+      <w:r>
+        <w:rPr>
+          <w:rStyle w:val="NormalTok"/>
+        </w:rPr>
+        <w:t xml:space="preserve">,   </w:t>
+      </w:r>
+      <w:r>
+        <w:rPr>
+          <w:rStyle w:val="CommentTok"/>
+        </w:rPr>
+        <w:t xml:space="preserve"># area scales as length²</w:t>
+      </w:r>
+      <w:r>
+        <w:br/>
+      </w:r>
+      <w:r>
+        <w:rPr>
+          <w:rStyle w:val="NormalTok"/>
+        </w:rPr>
+        <w:t xml:space="preserve">    </w:t>
+      </w:r>
+      <w:r>
+        <w:rPr>
+          <w:rStyle w:val="AttributeTok"/>
+        </w:rPr>
+        <w:t xml:space="preserve">flipper_vol   =</w:t>
+      </w:r>
+      <w:r>
+        <w:rPr>
+          <w:rStyle w:val="NormalTok"/>
+        </w:rPr>
+        <w:t xml:space="preserve"> flipper_length_mm </w:t>
+      </w:r>
+      <w:r>
+        <w:rPr>
+          <w:rStyle w:val="SpecialCharTok"/>
+        </w:rPr>
+        <w:t xml:space="preserve">^</w:t>
+      </w:r>
+      <w:r>
+        <w:rPr>
+          <w:rStyle w:val="NormalTok"/>
+        </w:rPr>
+        <w:t xml:space="preserve"> </w:t>
+      </w:r>
+      <w:r>
+        <w:rPr>
+          <w:rStyle w:val="DecValTok"/>
+        </w:rPr>
+        <w:t xml:space="preserve">3</w:t>
+      </w:r>
+      <w:r>
+        <w:rPr>
+          <w:rStyle w:val="NormalTok"/>
+        </w:rPr>
+        <w:t xml:space="preserve">    </w:t>
+      </w:r>
+      <w:r>
+        <w:rPr>
+          <w:rStyle w:val="CommentTok"/>
+        </w:rPr>
+        <w:t xml:space="preserve"># volume scales as length³</w:t>
+      </w:r>
+      <w:r>
+        <w:br/>
+      </w:r>
+      <w:r>
+        <w:rPr>
+          <w:rStyle w:val="NormalTok"/>
+        </w:rPr>
+        <w:t xml:space="preserve">  )</w:t>
+      </w:r>
+    </w:p>
+    <w:p>
+      <w:pPr>
+        <w:pStyle w:val="BlockText"/>
+      </w:pPr>
+      <w:r>
+        <w:t xml:space="preserve">💡</w:t>
+      </w:r>
+      <w:r>
+        <w:t xml:space="preserve"> </w:t>
+      </w:r>
+      <w:r>
+        <w:rPr>
+          <w:b/>
+          <w:bCs/>
+        </w:rPr>
+        <w:t xml:space="preserve">Kleiber’s Law</w:t>
+      </w:r>
+      <w:r>
+        <w:t xml:space="preserve"> </w:t>
+      </w:r>
+      <w:r>
+        <w:t xml:space="preserve">— basal metabolic rate scales to body mass to the</w:t>
+      </w:r>
+      <w:r>
+        <w:t xml:space="preserve"> </w:t>
+      </w:r>
+      <w:r>
+        <w:t xml:space="preserve">power of ¾ across animals spanning 20 orders of magnitude. A single</w:t>
+      </w:r>
+      <w:r>
+        <w:t xml:space="preserve"> </w:t>
+      </w:r>
+      <w:r>
+        <w:rPr>
+          <w:rStyle w:val="VerbatimChar"/>
+        </w:rPr>
+        <w:t xml:space="preserve">^ 0.75</w:t>
+      </w:r>
+      <w:r>
+        <w:t xml:space="preserve"> </w:t>
+      </w:r>
+      <w:r>
+        <w:t xml:space="preserve">in</w:t>
+      </w:r>
+      <w:r>
+        <w:t xml:space="preserve"> </w:t>
+      </w:r>
+      <w:r>
+        <w:rPr>
+          <w:rStyle w:val="VerbatimChar"/>
+        </w:rPr>
+        <w:t xml:space="preserve">mutate()</w:t>
+      </w:r>
+      <w:r>
+        <w:t xml:space="preserve"> </w:t>
+      </w:r>
+      <w:r>
+        <w:t xml:space="preserve">lets you compute a metabolic estimate for every row in your</w:t>
+      </w:r>
+      <w:r>
+        <w:t xml:space="preserve"> </w:t>
+      </w:r>
+      <w:r>
+        <w:t xml:space="preserve">data frame instantly.</w:t>
+      </w:r>
+    </w:p>
+    <w:p>
+      <w:pPr>
+        <w:pStyle w:val="SourceCode"/>
+      </w:pPr>
+      <w:r>
+        <w:rPr>
+          <w:rStyle w:val="CommentTok"/>
+        </w:rPr>
+        <w:t xml:space="preserve"># sqrt() is ^ 0.5 — sometimes used to stabilise variance in count data</w:t>
+      </w:r>
+      <w:r>
+        <w:br/>
+      </w:r>
+      <w:r>
+        <w:rPr>
+          <w:rStyle w:val="NormalTok"/>
+        </w:rPr>
+        <w:t xml:space="preserve">penguins </w:t>
+      </w:r>
+      <w:r>
+        <w:rPr>
+          <w:rStyle w:val="SpecialCharTok"/>
+        </w:rPr>
+        <w:t xml:space="preserve">|&gt;</w:t>
+      </w:r>
+      <w:r>
+        <w:br/>
+      </w:r>
+      <w:r>
+        <w:rPr>
+          <w:rStyle w:val="NormalTok"/>
+        </w:rPr>
+        <w:t xml:space="preserve">  </w:t>
+      </w:r>
+      <w:r>
+        <w:rPr>
+          <w:rStyle w:val="FunctionTok"/>
+        </w:rPr>
+        <w:t xml:space="preserve">mutate</w:t>
+      </w:r>
+      <w:r>
+        <w:rPr>
+          <w:rStyle w:val="NormalTok"/>
+        </w:rPr>
+        <w:t xml:space="preserve">(</w:t>
+      </w:r>
+      <w:r>
+        <w:rPr>
+          <w:rStyle w:val="AttributeTok"/>
+        </w:rPr>
+        <w:t xml:space="preserve">sqrt_mass =</w:t>
+      </w:r>
+      <w:r>
+        <w:rPr>
+          <w:rStyle w:val="NormalTok"/>
+        </w:rPr>
+        <w:t xml:space="preserve"> </w:t>
+      </w:r>
+      <w:r>
+        <w:rPr>
+          <w:rStyle w:val="FunctionTok"/>
+        </w:rPr>
+        <w:t xml:space="preserve">sqrt</w:t>
+      </w:r>
+      <w:r>
+        <w:rPr>
+          <w:rStyle w:val="NormalTok"/>
+        </w:rPr>
+        <w:t xml:space="preserve">(body_mass_g))</w:t>
+      </w:r>
+    </w:p>
+    <w:p>
+      <w:r>
+        <w:pict>
+          <v:rect style="width:0;height:1.5pt" o:hralign="center" o:hrstd="t" o:hr="t"/>
+        </w:pict>
+      </w:r>
+    </w:p>
+    <w:bookmarkEnd w:id="16"/>
+    <w:bookmarkStart w:id="19" w:name="applying-a-regression-equation"/>
+    <w:p>
+      <w:pPr>
+        <w:pStyle w:val="Heading1"/>
+      </w:pPr>
+      <w:r>
+        <w:t xml:space="preserve">5 · Applying a regression equation</w:t>
+      </w:r>
+    </w:p>
+    <w:p>
+      <w:pPr>
+        <w:pStyle w:val="FirstParagraph"/>
+      </w:pPr>
+      <w:r>
+        <w:t xml:space="preserve">After you fit a linear model,</w:t>
+      </w:r>
+      <w:r>
+        <w:t xml:space="preserve"> </w:t>
+      </w:r>
+      <w:r>
+        <w:rPr>
+          <w:rStyle w:val="VerbatimChar"/>
+        </w:rPr>
+        <w:t xml:space="preserve">mutate()</w:t>
+      </w:r>
+      <w:r>
+        <w:t xml:space="preserve"> </w:t>
+      </w:r>
+      <w:r>
+        <w:t xml:space="preserve">is the cleanest way to apply the</w:t>
+      </w:r>
+      <w:r>
+        <w:t xml:space="preserve"> </w:t>
+      </w:r>
+      <w:r>
+        <w:t xml:space="preserve">equation back to your data frame — either to generate predicted values for</w:t>
+      </w:r>
+      <w:r>
+        <w:t xml:space="preserve"> </w:t>
+      </w:r>
+      <w:r>
+        <w:t xml:space="preserve">plotting or to calculate residuals.</w:t>
+      </w:r>
+    </w:p>
+    <w:bookmarkStart w:id="17" w:name="simple-linear-regression-y-mx-b"/>
+    <w:p>
+      <w:pPr>
+        <w:pStyle w:val="Heading3"/>
+      </w:pPr>
+      <w:r>
+        <w:t xml:space="preserve">Simple linear regression: y = mx + b</w:t>
+      </w:r>
+    </w:p>
+    <w:p>
+      <w:pPr>
+        <w:pStyle w:val="FirstParagraph"/>
+      </w:pPr>
+      <w:r>
+        <w:t xml:space="preserve">Say your regression of body mass on flipper length gave:</w:t>
+      </w:r>
+    </w:p>
+    <w:p>
+      <w:pPr>
+        <w:pStyle w:val="BodyText"/>
+      </w:pPr>
+      <w:r>
+        <w:rPr>
+          <w:b/>
+          <w:bCs/>
+        </w:rPr>
+        <w:t xml:space="preserve">body_mass_g = 49.7 × flipper_length_mm − 5781</w:t>
+      </w:r>
+    </w:p>
+    <w:p>
+      <w:pPr>
+        <w:pStyle w:val="SourceCode"/>
+      </w:pPr>
+      <w:r>
+        <w:rPr>
+          <w:rStyle w:val="NormalTok"/>
+        </w:rPr>
+        <w:t xml:space="preserve">penguins </w:t>
+      </w:r>
+      <w:r>
+        <w:rPr>
+          <w:rStyle w:val="SpecialCharTok"/>
+        </w:rPr>
+        <w:t xml:space="preserve">|&gt;</w:t>
+      </w:r>
+      <w:r>
+        <w:br/>
+      </w:r>
+      <w:r>
+        <w:rPr>
+          <w:rStyle w:val="NormalTok"/>
+        </w:rPr>
+        <w:t xml:space="preserve">  </w:t>
+      </w:r>
+      <w:r>
+        <w:rPr>
+          <w:rStyle w:val="FunctionTok"/>
+        </w:rPr>
+        <w:t xml:space="preserve">mutate</w:t>
+      </w:r>
+      <w:r>
+        <w:rPr>
+          <w:rStyle w:val="NormalTok"/>
+        </w:rPr>
+        <w:t xml:space="preserve">(</w:t>
+      </w:r>
+      <w:r>
+        <w:rPr>
+          <w:rStyle w:val="AttributeTok"/>
+        </w:rPr>
+        <w:t xml:space="preserve">mass_predicted =</w:t>
+      </w:r>
+      <w:r>
+        <w:rPr>
+          <w:rStyle w:val="NormalTok"/>
+        </w:rPr>
+        <w:t xml:space="preserve"> </w:t>
+      </w:r>
+      <w:r>
+        <w:rPr>
+          <w:rStyle w:val="FloatTok"/>
+        </w:rPr>
+        <w:t xml:space="preserve">49.7</w:t>
+      </w:r>
+      <w:r>
+        <w:rPr>
+          <w:rStyle w:val="NormalTok"/>
+        </w:rPr>
+        <w:t xml:space="preserve"> </w:t>
+      </w:r>
+      <w:r>
+        <w:rPr>
+          <w:rStyle w:val="SpecialCharTok"/>
+        </w:rPr>
+        <w:t xml:space="preserve">*</w:t>
+      </w:r>
+      <w:r>
+        <w:rPr>
+          <w:rStyle w:val="NormalTok"/>
+        </w:rPr>
+        <w:t xml:space="preserve"> flipper_length_mm </w:t>
+      </w:r>
+      <w:r>
+        <w:rPr>
+          <w:rStyle w:val="SpecialCharTok"/>
+        </w:rPr>
+        <w:t xml:space="preserve">-</w:t>
+      </w:r>
+      <w:r>
+        <w:rPr>
+          <w:rStyle w:val="NormalTok"/>
+        </w:rPr>
+        <w:t xml:space="preserve"> </w:t>
+      </w:r>
+      <w:r>
+        <w:rPr>
+          <w:rStyle w:val="DecValTok"/>
+        </w:rPr>
+        <w:t xml:space="preserve">5781</w:t>
+      </w:r>
+      <w:r>
+        <w:rPr>
+          <w:rStyle w:val="NormalTok"/>
+        </w:rPr>
+        <w:t xml:space="preserve">)</w:t>
+      </w:r>
+    </w:p>
+    <w:p>
+      <w:pPr>
+        <w:pStyle w:val="FirstParagraph"/>
+      </w:pPr>
+      <w:r>
+        <w:t xml:space="preserve">Plot observed vs. predicted:</w:t>
+      </w:r>
+    </w:p>
+    <w:p>
+      <w:pPr>
+        <w:pStyle w:val="SourceCode"/>
+      </w:pPr>
+      <w:r>
+        <w:rPr>
+          <w:rStyle w:val="NormalTok"/>
+        </w:rPr>
+        <w:t xml:space="preserve">penguins </w:t>
+      </w:r>
+      <w:r>
+        <w:rPr>
+          <w:rStyle w:val="SpecialCharTok"/>
+        </w:rPr>
+        <w:t xml:space="preserve">|&gt;</w:t>
+      </w:r>
+      <w:r>
+        <w:br/>
+      </w:r>
+      <w:r>
+        <w:rPr>
+          <w:rStyle w:val="NormalTok"/>
+        </w:rPr>
+        <w:t xml:space="preserve">  </w:t>
+      </w:r>
+      <w:r>
+        <w:rPr>
+          <w:rStyle w:val="FunctionTok"/>
+        </w:rPr>
+        <w:t xml:space="preserve">mutate</w:t>
+      </w:r>
+      <w:r>
+        <w:rPr>
+          <w:rStyle w:val="NormalTok"/>
+        </w:rPr>
+        <w:t xml:space="preserve">(</w:t>
+      </w:r>
+      <w:r>
+        <w:rPr>
+          <w:rStyle w:val="AttributeTok"/>
+        </w:rPr>
+        <w:t xml:space="preserve">mass_predicted =</w:t>
+      </w:r>
+      <w:r>
+        <w:rPr>
+          <w:rStyle w:val="NormalTok"/>
+        </w:rPr>
+        <w:t xml:space="preserve"> </w:t>
+      </w:r>
+      <w:r>
+        <w:rPr>
+          <w:rStyle w:val="FloatTok"/>
+        </w:rPr>
+        <w:t xml:space="preserve">49.7</w:t>
+      </w:r>
+      <w:r>
+        <w:rPr>
+          <w:rStyle w:val="NormalTok"/>
+        </w:rPr>
+        <w:t xml:space="preserve"> </w:t>
+      </w:r>
+      <w:r>
+        <w:rPr>
+          <w:rStyle w:val="SpecialCharTok"/>
+        </w:rPr>
+        <w:t xml:space="preserve">*</w:t>
+      </w:r>
+      <w:r>
+        <w:rPr>
+          <w:rStyle w:val="NormalTok"/>
+        </w:rPr>
+        <w:t xml:space="preserve"> flipper_length_mm </w:t>
+      </w:r>
+      <w:r>
+        <w:rPr>
+          <w:rStyle w:val="SpecialCharTok"/>
+        </w:rPr>
+        <w:t xml:space="preserve">-</w:t>
+      </w:r>
+      <w:r>
+        <w:rPr>
+          <w:rStyle w:val="NormalTok"/>
+        </w:rPr>
+        <w:t xml:space="preserve"> </w:t>
+      </w:r>
+      <w:r>
+        <w:rPr>
+          <w:rStyle w:val="DecValTok"/>
+        </w:rPr>
+        <w:t xml:space="preserve">5781</w:t>
+      </w:r>
+      <w:r>
+        <w:rPr>
+          <w:rStyle w:val="NormalTok"/>
+        </w:rPr>
+        <w:t xml:space="preserve">) </w:t>
+      </w:r>
+      <w:r>
+        <w:rPr>
+          <w:rStyle w:val="SpecialCharTok"/>
+        </w:rPr>
+        <w:t xml:space="preserve">|&gt;</w:t>
+      </w:r>
+      <w:r>
+        <w:br/>
+      </w:r>
+      <w:r>
+        <w:rPr>
+          <w:rStyle w:val="NormalTok"/>
+        </w:rPr>
+        <w:t xml:space="preserve">  </w:t>
+      </w:r>
+      <w:r>
+        <w:rPr>
+          <w:rStyle w:val="FunctionTok"/>
+        </w:rPr>
+        <w:t xml:space="preserve">ggplot</w:t>
+      </w:r>
+      <w:r>
+        <w:rPr>
+          <w:rStyle w:val="NormalTok"/>
+        </w:rPr>
+        <w:t xml:space="preserve">(</w:t>
+      </w:r>
+      <w:r>
+        <w:rPr>
+          <w:rStyle w:val="FunctionTok"/>
+        </w:rPr>
+        <w:t xml:space="preserve">aes</w:t>
+      </w:r>
+      <w:r>
+        <w:rPr>
+          <w:rStyle w:val="NormalTok"/>
+        </w:rPr>
+        <w:t xml:space="preserve">(</w:t>
+      </w:r>
+      <w:r>
+        <w:rPr>
+          <w:rStyle w:val="AttributeTok"/>
+        </w:rPr>
+        <w:t xml:space="preserve">x =</w:t>
+      </w:r>
+      <w:r>
+        <w:rPr>
+          <w:rStyle w:val="NormalTok"/>
+        </w:rPr>
+        <w:t xml:space="preserve"> flipper_length_mm)) </w:t>
+      </w:r>
+      <w:r>
+        <w:rPr>
+          <w:rStyle w:val="SpecialCharTok"/>
+        </w:rPr>
+        <w:t xml:space="preserve">+</w:t>
+      </w:r>
+      <w:r>
+        <w:br/>
+      </w:r>
+      <w:r>
+        <w:rPr>
+          <w:rStyle w:val="NormalTok"/>
+        </w:rPr>
+        <w:t xml:space="preserve">  </w:t>
+      </w:r>
+      <w:r>
+        <w:rPr>
+          <w:rStyle w:val="FunctionTok"/>
+        </w:rPr>
+        <w:t xml:space="preserve">geom_point</w:t>
+      </w:r>
+      <w:r>
+        <w:rPr>
+          <w:rStyle w:val="NormalTok"/>
+        </w:rPr>
+        <w:t xml:space="preserve">(</w:t>
+      </w:r>
+      <w:r>
+        <w:rPr>
+          <w:rStyle w:val="FunctionTok"/>
+        </w:rPr>
+        <w:t xml:space="preserve">aes</w:t>
+      </w:r>
+      <w:r>
+        <w:rPr>
+          <w:rStyle w:val="NormalTok"/>
+        </w:rPr>
+        <w:t xml:space="preserve">(</w:t>
+      </w:r>
+      <w:r>
+        <w:rPr>
+          <w:rStyle w:val="AttributeTok"/>
+        </w:rPr>
+        <w:t xml:space="preserve">y =</w:t>
+      </w:r>
+      <w:r>
+        <w:rPr>
+          <w:rStyle w:val="NormalTok"/>
+        </w:rPr>
+        <w:t xml:space="preserve"> body_mass_g),    </w:t>
+      </w:r>
+      <w:r>
+        <w:rPr>
+          <w:rStyle w:val="AttributeTok"/>
+        </w:rPr>
+        <w:t xml:space="preserve">color =</w:t>
+      </w:r>
+      <w:r>
+        <w:rPr>
+          <w:rStyle w:val="NormalTok"/>
+        </w:rPr>
+        <w:t xml:space="preserve"> </w:t>
+      </w:r>
+      <w:r>
+        <w:rPr>
+          <w:rStyle w:val="StringTok"/>
+        </w:rPr>
+        <w:t xml:space="preserve">"steelblue"</w:t>
+      </w:r>
+      <w:r>
+        <w:rPr>
+          <w:rStyle w:val="NormalTok"/>
+        </w:rPr>
+        <w:t xml:space="preserve">, </w:t>
+      </w:r>
+      <w:r>
+        <w:rPr>
+          <w:rStyle w:val="AttributeTok"/>
+        </w:rPr>
+        <w:t xml:space="preserve">alpha =</w:t>
+      </w:r>
+      <w:r>
+        <w:rPr>
+          <w:rStyle w:val="NormalTok"/>
+        </w:rPr>
+        <w:t xml:space="preserve"> </w:t>
+      </w:r>
+      <w:r>
+        <w:rPr>
+          <w:rStyle w:val="FloatTok"/>
+        </w:rPr>
+        <w:t xml:space="preserve">0.6</w:t>
+      </w:r>
+      <w:r>
+        <w:rPr>
+          <w:rStyle w:val="NormalTok"/>
+        </w:rPr>
+        <w:t xml:space="preserve">) </w:t>
+      </w:r>
+      <w:r>
+        <w:rPr>
+          <w:rStyle w:val="SpecialCharTok"/>
+        </w:rPr>
+        <w:t xml:space="preserve">+</w:t>
+      </w:r>
+      <w:r>
+        <w:br/>
+      </w:r>
+      <w:r>
+        <w:rPr>
+          <w:rStyle w:val="NormalTok"/>
+        </w:rPr>
+        <w:t xml:space="preserve">  </w:t>
+      </w:r>
+      <w:r>
+        <w:rPr>
+          <w:rStyle w:val="FunctionTok"/>
+        </w:rPr>
+        <w:t xml:space="preserve">geom_line</w:t>
+      </w:r>
+      <w:r>
+        <w:rPr>
+          <w:rStyle w:val="NormalTok"/>
+        </w:rPr>
+        <w:t xml:space="preserve">(</w:t>
+      </w:r>
+      <w:r>
+        <w:rPr>
+          <w:rStyle w:val="FunctionTok"/>
+        </w:rPr>
+        <w:t xml:space="preserve">aes</w:t>
+      </w:r>
+      <w:r>
+        <w:rPr>
+          <w:rStyle w:val="NormalTok"/>
+        </w:rPr>
+        <w:t xml:space="preserve">(</w:t>
+      </w:r>
+      <w:r>
+        <w:rPr>
+          <w:rStyle w:val="AttributeTok"/>
+        </w:rPr>
+        <w:t xml:space="preserve">y =</w:t>
+      </w:r>
+      <w:r>
+        <w:rPr>
+          <w:rStyle w:val="NormalTok"/>
+        </w:rPr>
+        <w:t xml:space="preserve"> mass_predicted),  </w:t>
+      </w:r>
+      <w:r>
+        <w:rPr>
+          <w:rStyle w:val="AttributeTok"/>
+        </w:rPr>
+        <w:t xml:space="preserve">color =</w:t>
+      </w:r>
+      <w:r>
+        <w:rPr>
+          <w:rStyle w:val="NormalTok"/>
+        </w:rPr>
+        <w:t xml:space="preserve"> </w:t>
+      </w:r>
+      <w:r>
+        <w:rPr>
+          <w:rStyle w:val="StringTok"/>
+        </w:rPr>
+        <w:t xml:space="preserve">"tomato"</w:t>
+      </w:r>
+      <w:r>
+        <w:rPr>
+          <w:rStyle w:val="NormalTok"/>
+        </w:rPr>
+        <w:t xml:space="preserve">, </w:t>
+      </w:r>
+      <w:r>
+        <w:rPr>
+          <w:rStyle w:val="AttributeTok"/>
+        </w:rPr>
+        <w:t xml:space="preserve">linewidth =</w:t>
+      </w:r>
+      <w:r>
+        <w:rPr>
+          <w:rStyle w:val="NormalTok"/>
+        </w:rPr>
+        <w:t xml:space="preserve"> </w:t>
+      </w:r>
+      <w:r>
+        <w:rPr>
+          <w:rStyle w:val="DecValTok"/>
+        </w:rPr>
+        <w:t xml:space="preserve">1</w:t>
+      </w:r>
+      <w:r>
+        <w:rPr>
+          <w:rStyle w:val="NormalTok"/>
+        </w:rPr>
+        <w:t xml:space="preserve">) </w:t>
+      </w:r>
+      <w:r>
+        <w:rPr>
+          <w:rStyle w:val="SpecialCharTok"/>
+        </w:rPr>
+        <w:t xml:space="preserve">+</w:t>
+      </w:r>
+      <w:r>
+        <w:br/>
+      </w:r>
+      <w:r>
+        <w:rPr>
+          <w:rStyle w:val="NormalTok"/>
+        </w:rPr>
+        <w:t xml:space="preserve">  </w:t>
+      </w:r>
+      <w:r>
+        <w:rPr>
+          <w:rStyle w:val="FunctionTok"/>
+        </w:rPr>
+        <w:t xml:space="preserve">labs</w:t>
+      </w:r>
+      <w:r>
+        <w:rPr>
+          <w:rStyle w:val="NormalTok"/>
+        </w:rPr>
+        <w:t xml:space="preserve">(</w:t>
+      </w:r>
+      <w:r>
+        <w:br/>
+      </w:r>
+      <w:r>
+        <w:rPr>
+          <w:rStyle w:val="NormalTok"/>
+        </w:rPr>
+        <w:t xml:space="preserve">    </w:t>
+      </w:r>
+      <w:r>
+        <w:rPr>
+          <w:rStyle w:val="AttributeTok"/>
+        </w:rPr>
+        <w:t xml:space="preserve">x     =</w:t>
+      </w:r>
+      <w:r>
+        <w:rPr>
+          <w:rStyle w:val="NormalTok"/>
+        </w:rPr>
+        <w:t xml:space="preserve"> </w:t>
+      </w:r>
+      <w:r>
+        <w:rPr>
+          <w:rStyle w:val="StringTok"/>
+        </w:rPr>
+        <w:t xml:space="preserve">"Flipper length (mm)"</w:t>
+      </w:r>
+      <w:r>
+        <w:rPr>
+          <w:rStyle w:val="NormalTok"/>
+        </w:rPr>
+        <w:t xml:space="preserve">,</w:t>
+      </w:r>
+      <w:r>
+        <w:br/>
+      </w:r>
+      <w:r>
+        <w:rPr>
+          <w:rStyle w:val="NormalTok"/>
+        </w:rPr>
+        <w:t xml:space="preserve">    </w:t>
+      </w:r>
+      <w:r>
+        <w:rPr>
+          <w:rStyle w:val="AttributeTok"/>
+        </w:rPr>
+        <w:t xml:space="preserve">y     =</w:t>
+      </w:r>
+      <w:r>
+        <w:rPr>
+          <w:rStyle w:val="NormalTok"/>
+        </w:rPr>
+        <w:t xml:space="preserve"> </w:t>
+      </w:r>
+      <w:r>
+        <w:rPr>
+          <w:rStyle w:val="StringTok"/>
+        </w:rPr>
+        <w:t xml:space="preserve">"Body mass (g)"</w:t>
+      </w:r>
+      <w:r>
+        <w:rPr>
+          <w:rStyle w:val="NormalTok"/>
+        </w:rPr>
+        <w:t xml:space="preserve">,</w:t>
+      </w:r>
+      <w:r>
+        <w:br/>
+      </w:r>
+      <w:r>
+        <w:rPr>
+          <w:rStyle w:val="NormalTok"/>
+        </w:rPr>
+        <w:t xml:space="preserve">    </w:t>
+      </w:r>
+      <w:r>
+        <w:rPr>
+          <w:rStyle w:val="AttributeTok"/>
+        </w:rPr>
+        <w:t xml:space="preserve">title =</w:t>
+      </w:r>
+      <w:r>
+        <w:rPr>
+          <w:rStyle w:val="NormalTok"/>
+        </w:rPr>
+        <w:t xml:space="preserve"> </w:t>
+      </w:r>
+      <w:r>
+        <w:rPr>
+          <w:rStyle w:val="StringTok"/>
+        </w:rPr>
+        <w:t xml:space="preserve">"Observed vs. predicted body mass"</w:t>
+      </w:r>
+      <w:r>
+        <w:br/>
+      </w:r>
+      <w:r>
+        <w:rPr>
+          <w:rStyle w:val="NormalTok"/>
+        </w:rPr>
+        <w:t xml:space="preserve">  ) </w:t>
+      </w:r>
+      <w:r>
+        <w:rPr>
+          <w:rStyle w:val="SpecialCharTok"/>
+        </w:rPr>
+        <w:t xml:space="preserve">+</w:t>
+      </w:r>
+      <w:r>
+        <w:br/>
+      </w:r>
+      <w:r>
+        <w:rPr>
+          <w:rStyle w:val="NormalTok"/>
+        </w:rPr>
+        <w:t xml:space="preserve">  </w:t>
+      </w:r>
+      <w:r>
+        <w:rPr>
+          <w:rStyle w:val="FunctionTok"/>
+        </w:rPr>
+        <w:t xml:space="preserve">theme_classic</w:t>
+      </w:r>
+      <w:r>
+        <w:rPr>
+          <w:rStyle w:val="NormalTok"/>
+        </w:rPr>
+        <w:t xml:space="preserve">()</w:t>
+      </w:r>
+    </w:p>
+    <w:bookmarkEnd w:id="17"/>
+    <w:bookmarkStart w:id="18" w:name="log-log-allometric-regression"/>
+    <w:p>
+      <w:pPr>
+        <w:pStyle w:val="Heading3"/>
+      </w:pPr>
+      <w:r>
+        <w:t xml:space="preserve">Log-log (allometric) regression</w:t>
+      </w:r>
+    </w:p>
+    <w:p>
+      <w:pPr>
+        <w:pStyle w:val="FirstParagraph"/>
+      </w:pPr>
+      <w:r>
+        <w:t xml:space="preserve">Log-log regression is the backbone of allometric studies:</w:t>
+      </w:r>
+      <w:r>
+        <w:t xml:space="preserve"> </w:t>
+      </w:r>
+      <w:r>
+        <w:rPr>
+          <w:b/>
+          <w:bCs/>
+        </w:rPr>
+        <w:t xml:space="preserve">log₁₀(mass) = −3.41 + 1.52 × log₁₀(flipper length)</w:t>
+      </w:r>
+    </w:p>
+    <w:p>
+      <w:pPr>
+        <w:pStyle w:val="BodyText"/>
+      </w:pPr>
+      <w:r>
+        <w:t xml:space="preserve">Apply it and back-transform predictions to the original scale:</w:t>
+      </w:r>
+    </w:p>
+    <w:p>
+      <w:pPr>
+        <w:pStyle w:val="SourceCode"/>
+      </w:pPr>
+      <w:r>
+        <w:rPr>
+          <w:rStyle w:val="NormalTok"/>
+        </w:rPr>
+        <w:t xml:space="preserve">penguins </w:t>
+      </w:r>
+      <w:r>
+        <w:rPr>
+          <w:rStyle w:val="SpecialCharTok"/>
+        </w:rPr>
+        <w:t xml:space="preserve">|&gt;</w:t>
+      </w:r>
+      <w:r>
+        <w:br/>
+      </w:r>
+      <w:r>
+        <w:rPr>
+          <w:rStyle w:val="NormalTok"/>
+        </w:rPr>
+        <w:t xml:space="preserve">  </w:t>
+      </w:r>
+      <w:r>
+        <w:rPr>
+          <w:rStyle w:val="FunctionTok"/>
+        </w:rPr>
+        <w:t xml:space="preserve">mutate</w:t>
+      </w:r>
+      <w:r>
+        <w:rPr>
+          <w:rStyle w:val="NormalTok"/>
+        </w:rPr>
+        <w:t xml:space="preserve">(</w:t>
+      </w:r>
+      <w:r>
+        <w:br/>
+      </w:r>
+      <w:r>
+        <w:rPr>
+          <w:rStyle w:val="NormalTok"/>
+        </w:rPr>
+        <w:t xml:space="preserve">    </w:t>
+      </w:r>
+      <w:r>
+        <w:rPr>
+          <w:rStyle w:val="AttributeTok"/>
+        </w:rPr>
+        <w:t xml:space="preserve">log10_flip     =</w:t>
+      </w:r>
+      <w:r>
+        <w:rPr>
+          <w:rStyle w:val="NormalTok"/>
+        </w:rPr>
+        <w:t xml:space="preserve"> </w:t>
+      </w:r>
+      <w:r>
+        <w:rPr>
+          <w:rStyle w:val="FunctionTok"/>
+        </w:rPr>
+        <w:t xml:space="preserve">log10</w:t>
+      </w:r>
+      <w:r>
+        <w:rPr>
+          <w:rStyle w:val="NormalTok"/>
+        </w:rPr>
+        <w:t xml:space="preserve">(flipper_length_mm),</w:t>
+      </w:r>
+      <w:r>
+        <w:br/>
+      </w:r>
+      <w:r>
+        <w:rPr>
+          <w:rStyle w:val="NormalTok"/>
+        </w:rPr>
+        <w:t xml:space="preserve">    </w:t>
+      </w:r>
+      <w:r>
+        <w:rPr>
+          <w:rStyle w:val="AttributeTok"/>
+        </w:rPr>
+        <w:t xml:space="preserve">log10_mass_hat =</w:t>
+      </w:r>
+      <w:r>
+        <w:rPr>
+          <w:rStyle w:val="NormalTok"/>
+        </w:rPr>
+        <w:t xml:space="preserve"> </w:t>
+      </w:r>
+      <w:r>
+        <w:rPr>
+          <w:rStyle w:val="SpecialCharTok"/>
+        </w:rPr>
+        <w:t xml:space="preserve">-</w:t>
+      </w:r>
+      <w:r>
+        <w:rPr>
+          <w:rStyle w:val="FloatTok"/>
+        </w:rPr>
+        <w:t xml:space="preserve">3.41</w:t>
+      </w:r>
+      <w:r>
+        <w:rPr>
+          <w:rStyle w:val="NormalTok"/>
+        </w:rPr>
+        <w:t xml:space="preserve"> </w:t>
+      </w:r>
+      <w:r>
+        <w:rPr>
+          <w:rStyle w:val="SpecialCharTok"/>
+        </w:rPr>
+        <w:t xml:space="preserve">+</w:t>
+      </w:r>
+      <w:r>
+        <w:rPr>
+          <w:rStyle w:val="NormalTok"/>
+        </w:rPr>
+        <w:t xml:space="preserve"> </w:t>
+      </w:r>
+      <w:r>
+        <w:rPr>
+          <w:rStyle w:val="FloatTok"/>
+        </w:rPr>
+        <w:t xml:space="preserve">1.52</w:t>
+      </w:r>
+      <w:r>
+        <w:rPr>
+          <w:rStyle w:val="NormalTok"/>
+        </w:rPr>
+        <w:t xml:space="preserve"> </w:t>
+      </w:r>
+      <w:r>
+        <w:rPr>
+          <w:rStyle w:val="SpecialCharTok"/>
+        </w:rPr>
+        <w:t xml:space="preserve">*</w:t>
+      </w:r>
+      <w:r>
+        <w:rPr>
+          <w:rStyle w:val="NormalTok"/>
+        </w:rPr>
+        <w:t xml:space="preserve"> log10_flip,</w:t>
+      </w:r>
+      <w:r>
+        <w:br/>
+      </w:r>
+      <w:r>
+        <w:rPr>
+          <w:rStyle w:val="NormalTok"/>
+        </w:rPr>
+        <w:t xml:space="preserve">    </w:t>
+      </w:r>
+      <w:r>
+        <w:rPr>
+          <w:rStyle w:val="AttributeTok"/>
+        </w:rPr>
+        <w:t xml:space="preserve">mass_predicted =</w:t>
+      </w:r>
+      <w:r>
+        <w:rPr>
+          <w:rStyle w:val="NormalTok"/>
+        </w:rPr>
+        <w:t xml:space="preserve"> </w:t>
+      </w:r>
+      <w:r>
+        <w:rPr>
+          <w:rStyle w:val="DecValTok"/>
+        </w:rPr>
+        <w:t xml:space="preserve">10</w:t>
+      </w:r>
+      <w:r>
+        <w:rPr>
+          <w:rStyle w:val="NormalTok"/>
+        </w:rPr>
+        <w:t xml:space="preserve"> </w:t>
+      </w:r>
+      <w:r>
+        <w:rPr>
+          <w:rStyle w:val="SpecialCharTok"/>
+        </w:rPr>
+        <w:t xml:space="preserve">^</w:t>
+      </w:r>
+      <w:r>
+        <w:rPr>
+          <w:rStyle w:val="NormalTok"/>
+        </w:rPr>
+        <w:t xml:space="preserve"> log10_mass_hat          </w:t>
+      </w:r>
+      <w:r>
+        <w:rPr>
+          <w:rStyle w:val="CommentTok"/>
+        </w:rPr>
+        <w:t xml:space="preserve"># back-transform to grams</w:t>
+      </w:r>
+      <w:r>
+        <w:br/>
+      </w:r>
+      <w:r>
+        <w:rPr>
+          <w:rStyle w:val="NormalTok"/>
+        </w:rPr>
+        <w:t xml:space="preserve">  )</w:t>
+      </w:r>
+    </w:p>
+    <w:p>
+      <w:pPr>
+        <w:pStyle w:val="BlockText"/>
+      </w:pPr>
+      <w:r>
+        <w:t xml:space="preserve">💡</w:t>
+      </w:r>
+      <w:r>
+        <w:t xml:space="preserve"> </w:t>
+      </w:r>
+      <w:r>
+        <w:rPr>
+          <w:b/>
+          <w:bCs/>
+        </w:rPr>
+        <w:t xml:space="preserve">Key idea:</w:t>
+      </w:r>
+      <w:r>
+        <w:t xml:space="preserve"> </w:t>
+      </w:r>
+      <w:r>
+        <w:t xml:space="preserve">Back-transforming a log-scale prediction with</w:t>
+      </w:r>
+      <w:r>
+        <w:t xml:space="preserve"> </w:t>
+      </w:r>
+      <w:r>
+        <w:rPr>
+          <w:rStyle w:val="VerbatimChar"/>
+        </w:rPr>
+        <w:t xml:space="preserve">10^x</w:t>
+      </w:r>
+      <w:r>
+        <w:t xml:space="preserve"> </w:t>
+      </w:r>
+      <w:r>
+        <w:t xml:space="preserve">(or</w:t>
+      </w:r>
+      <w:r>
+        <w:t xml:space="preserve"> </w:t>
+      </w:r>
+      <w:r>
+        <w:rPr>
+          <w:rStyle w:val="VerbatimChar"/>
+        </w:rPr>
+        <w:t xml:space="preserve">exp(x)</w:t>
+      </w:r>
+      <w:r>
+        <w:t xml:space="preserve"> </w:t>
+      </w:r>
+      <w:r>
+        <w:t xml:space="preserve">for natural log) gives you the</w:t>
+      </w:r>
+      <w:r>
+        <w:t xml:space="preserve"> </w:t>
+      </w:r>
+      <w:r>
+        <w:rPr>
+          <w:b/>
+          <w:bCs/>
+        </w:rPr>
+        <w:t xml:space="preserve">geometric mean</w:t>
+      </w:r>
+      <w:r>
+        <w:t xml:space="preserve"> </w:t>
+      </w:r>
+      <w:r>
+        <w:t xml:space="preserve">prediction</w:t>
+      </w:r>
+      <w:r>
+        <w:t xml:space="preserve"> </w:t>
+      </w:r>
+      <w:r>
+        <w:t xml:space="preserve">on the original scale — which is what you want for a log-normal relationship.</w:t>
+      </w:r>
+      <w:r>
+        <w:t xml:space="preserve"> </w:t>
+      </w:r>
+      <w:r>
+        <w:t xml:space="preserve">Report these back-transformed values, not the log-scale ones.</w:t>
+      </w:r>
+    </w:p>
+    <w:p>
+      <w:r>
+        <w:pict>
+          <v:rect style="width:0;height:1.5pt" o:hralign="center" o:hrstd="t" o:hr="t"/>
+        </w:pict>
+      </w:r>
+    </w:p>
+    <w:bookmarkEnd w:id="18"/>
+    <w:bookmarkEnd w:id="19"/>
+    <w:bookmarkStart w:id="22" w:name="conditional-columns"/>
+    <w:p>
+      <w:pPr>
+        <w:pStyle w:val="Heading1"/>
+      </w:pPr>
+      <w:r>
+        <w:t xml:space="preserve">6 · Conditional columns</w:t>
+      </w:r>
+    </w:p>
+    <w:bookmarkStart w:id="20" w:name="two-categories-if_else"/>
+    <w:p>
+      <w:pPr>
+        <w:pStyle w:val="Heading3"/>
+      </w:pPr>
+      <w:r>
+        <w:t xml:space="preserve">Two categories —</w:t>
+      </w:r>
+      <w:r>
+        <w:t xml:space="preserve"> </w:t>
+      </w:r>
+      <w:r>
+        <w:rPr>
+          <w:rStyle w:val="VerbatimChar"/>
+        </w:rPr>
+        <w:t xml:space="preserve">if_else()</w:t>
+      </w:r>
+    </w:p>
+    <w:p>
+      <w:pPr>
+        <w:pStyle w:val="SourceCode"/>
+      </w:pPr>
+      <w:r>
+        <w:rPr>
+          <w:rStyle w:val="NormalTok"/>
+        </w:rPr>
+        <w:t xml:space="preserve">penguins </w:t>
+      </w:r>
+      <w:r>
+        <w:rPr>
+          <w:rStyle w:val="SpecialCharTok"/>
+        </w:rPr>
+        <w:t xml:space="preserve">|&gt;</w:t>
+      </w:r>
+      <w:r>
+        <w:br/>
+      </w:r>
+      <w:r>
+        <w:rPr>
+          <w:rStyle w:val="NormalTok"/>
+        </w:rPr>
+        <w:t xml:space="preserve">  </w:t>
+      </w:r>
+      <w:r>
+        <w:rPr>
+          <w:rStyle w:val="FunctionTok"/>
+        </w:rPr>
+        <w:t xml:space="preserve">mutate</w:t>
+      </w:r>
+      <w:r>
+        <w:rPr>
+          <w:rStyle w:val="NormalTok"/>
+        </w:rPr>
+        <w:t xml:space="preserve">(</w:t>
+      </w:r>
+      <w:r>
+        <w:br/>
+      </w:r>
+      <w:r>
+        <w:rPr>
+          <w:rStyle w:val="NormalTok"/>
+        </w:rPr>
+        <w:t xml:space="preserve">    </w:t>
+      </w:r>
+      <w:r>
+        <w:rPr>
+          <w:rStyle w:val="AttributeTok"/>
+        </w:rPr>
+        <w:t xml:space="preserve">size_class =</w:t>
+      </w:r>
+      <w:r>
+        <w:rPr>
+          <w:rStyle w:val="NormalTok"/>
+        </w:rPr>
+        <w:t xml:space="preserve"> </w:t>
+      </w:r>
+      <w:r>
+        <w:rPr>
+          <w:rStyle w:val="FunctionTok"/>
+        </w:rPr>
+        <w:t xml:space="preserve">if_else</w:t>
+      </w:r>
+      <w:r>
+        <w:rPr>
+          <w:rStyle w:val="NormalTok"/>
+        </w:rPr>
+        <w:t xml:space="preserve">(body_mass_g </w:t>
+      </w:r>
+      <w:r>
+        <w:rPr>
+          <w:rStyle w:val="SpecialCharTok"/>
+        </w:rPr>
+        <w:t xml:space="preserve">&gt;=</w:t>
+      </w:r>
+      <w:r>
+        <w:rPr>
+          <w:rStyle w:val="NormalTok"/>
+        </w:rPr>
+        <w:t xml:space="preserve"> </w:t>
+      </w:r>
+      <w:r>
+        <w:rPr>
+          <w:rStyle w:val="DecValTok"/>
+        </w:rPr>
+        <w:t xml:space="preserve">4000</w:t>
+      </w:r>
+      <w:r>
+        <w:rPr>
+          <w:rStyle w:val="NormalTok"/>
+        </w:rPr>
+        <w:t xml:space="preserve">, </w:t>
+      </w:r>
+      <w:r>
+        <w:rPr>
+          <w:rStyle w:val="StringTok"/>
+        </w:rPr>
+        <w:t xml:space="preserve">"large"</w:t>
+      </w:r>
+      <w:r>
+        <w:rPr>
+          <w:rStyle w:val="NormalTok"/>
+        </w:rPr>
+        <w:t xml:space="preserve">, </w:t>
+      </w:r>
+      <w:r>
+        <w:rPr>
+          <w:rStyle w:val="StringTok"/>
+        </w:rPr>
+        <w:t xml:space="preserve">"small"</w:t>
+      </w:r>
+      <w:r>
+        <w:rPr>
+          <w:rStyle w:val="NormalTok"/>
+        </w:rPr>
+        <w:t xml:space="preserve">)</w:t>
+      </w:r>
+      <w:r>
+        <w:br/>
+      </w:r>
+      <w:r>
+        <w:rPr>
+          <w:rStyle w:val="NormalTok"/>
+        </w:rPr>
+        <w:t xml:space="preserve">  )</w:t>
+      </w:r>
+    </w:p>
+    <w:p>
+      <w:pPr>
+        <w:pStyle w:val="FirstParagraph"/>
+      </w:pPr>
+      <w:r>
+        <w:rPr>
+          <w:rStyle w:val="VerbatimChar"/>
+        </w:rPr>
+        <w:t xml:space="preserve">if_else(test, value_if_TRUE, value_if_FALSE)</w:t>
+      </w:r>
+      <w:r>
+        <w:t xml:space="preserve"> </w:t>
+      </w:r>
+      <w:r>
+        <w:t xml:space="preserve">— all three arguments must</w:t>
+      </w:r>
+      <w:r>
+        <w:t xml:space="preserve"> </w:t>
+      </w:r>
+      <w:r>
+        <w:t xml:space="preserve">return the same data type.</w:t>
+      </w:r>
+    </w:p>
+    <w:bookmarkEnd w:id="20"/>
+    <w:bookmarkStart w:id="21" w:name="three-or-more-categories-case_when"/>
+    <w:p>
+      <w:pPr>
+        <w:pStyle w:val="Heading3"/>
+      </w:pPr>
+      <w:r>
+        <w:t xml:space="preserve">Three or more categories —</w:t>
+      </w:r>
+      <w:r>
+        <w:t xml:space="preserve"> </w:t>
+      </w:r>
+      <w:r>
+        <w:rPr>
+          <w:rStyle w:val="VerbatimChar"/>
+        </w:rPr>
+        <w:t xml:space="preserve">case_when()</w:t>
+      </w:r>
+    </w:p>
+    <w:p>
+      <w:pPr>
+        <w:pStyle w:val="SourceCode"/>
+      </w:pPr>
+      <w:r>
+        <w:rPr>
+          <w:rStyle w:val="NormalTok"/>
+        </w:rPr>
+        <w:t xml:space="preserve">penguins </w:t>
+      </w:r>
+      <w:r>
+        <w:rPr>
+          <w:rStyle w:val="SpecialCharTok"/>
+        </w:rPr>
+        <w:t xml:space="preserve">|&gt;</w:t>
+      </w:r>
+      <w:r>
+        <w:br/>
+      </w:r>
+      <w:r>
+        <w:rPr>
+          <w:rStyle w:val="NormalTok"/>
+        </w:rPr>
+        <w:t xml:space="preserve">  </w:t>
+      </w:r>
+      <w:r>
+        <w:rPr>
+          <w:rStyle w:val="FunctionTok"/>
+        </w:rPr>
+        <w:t xml:space="preserve">mutate</w:t>
+      </w:r>
+      <w:r>
+        <w:rPr>
+          <w:rStyle w:val="NormalTok"/>
+        </w:rPr>
+        <w:t xml:space="preserve">(</w:t>
+      </w:r>
+      <w:r>
+        <w:br/>
+      </w:r>
+      <w:r>
+        <w:rPr>
+          <w:rStyle w:val="NormalTok"/>
+        </w:rPr>
+        <w:t xml:space="preserve">    </w:t>
+      </w:r>
+      <w:r>
+        <w:rPr>
+          <w:rStyle w:val="AttributeTok"/>
+        </w:rPr>
+        <w:t xml:space="preserve">size_class =</w:t>
+      </w:r>
+      <w:r>
+        <w:rPr>
+          <w:rStyle w:val="NormalTok"/>
+        </w:rPr>
+        <w:t xml:space="preserve"> </w:t>
+      </w:r>
+      <w:r>
+        <w:rPr>
+          <w:rStyle w:val="FunctionTok"/>
+        </w:rPr>
+        <w:t xml:space="preserve">case_when</w:t>
+      </w:r>
+      <w:r>
+        <w:rPr>
+          <w:rStyle w:val="NormalTok"/>
+        </w:rPr>
+        <w:t xml:space="preserve">(</w:t>
+      </w:r>
+      <w:r>
+        <w:br/>
+      </w:r>
+      <w:r>
+        <w:rPr>
+          <w:rStyle w:val="NormalTok"/>
+        </w:rPr>
+        <w:t xml:space="preserve">      body_mass_g </w:t>
+      </w:r>
+      <w:r>
+        <w:rPr>
+          <w:rStyle w:val="SpecialCharTok"/>
+        </w:rPr>
+        <w:t xml:space="preserve">&gt;=</w:t>
+      </w:r>
+      <w:r>
+        <w:rPr>
+          <w:rStyle w:val="NormalTok"/>
+        </w:rPr>
+        <w:t xml:space="preserve"> </w:t>
+      </w:r>
+      <w:r>
+        <w:rPr>
+          <w:rStyle w:val="DecValTok"/>
+        </w:rPr>
+        <w:t xml:space="preserve">5000</w:t>
+      </w:r>
+      <w:r>
+        <w:rPr>
+          <w:rStyle w:val="NormalTok"/>
+        </w:rPr>
+        <w:t xml:space="preserve"> </w:t>
+      </w:r>
+      <w:r>
+        <w:rPr>
+          <w:rStyle w:val="SpecialCharTok"/>
+        </w:rPr>
+        <w:t xml:space="preserve">~</w:t>
+      </w:r>
+      <w:r>
+        <w:rPr>
+          <w:rStyle w:val="NormalTok"/>
+        </w:rPr>
+        <w:t xml:space="preserve"> </w:t>
+      </w:r>
+      <w:r>
+        <w:rPr>
+          <w:rStyle w:val="StringTok"/>
+        </w:rPr>
+        <w:t xml:space="preserve">"large"</w:t>
+      </w:r>
+      <w:r>
+        <w:rPr>
+          <w:rStyle w:val="NormalTok"/>
+        </w:rPr>
+        <w:t xml:space="preserve">,</w:t>
+      </w:r>
+      <w:r>
+        <w:br/>
+      </w:r>
+      <w:r>
+        <w:rPr>
+          <w:rStyle w:val="NormalTok"/>
+        </w:rPr>
+        <w:t xml:space="preserve">      body_mass_g </w:t>
+      </w:r>
+      <w:r>
+        <w:rPr>
+          <w:rStyle w:val="SpecialCharTok"/>
+        </w:rPr>
+        <w:t xml:space="preserve">&gt;=</w:t>
+      </w:r>
+      <w:r>
+        <w:rPr>
+          <w:rStyle w:val="NormalTok"/>
+        </w:rPr>
+        <w:t xml:space="preserve"> </w:t>
+      </w:r>
+      <w:r>
+        <w:rPr>
+          <w:rStyle w:val="DecValTok"/>
+        </w:rPr>
+        <w:t xml:space="preserve">3500</w:t>
+      </w:r>
+      <w:r>
+        <w:rPr>
+          <w:rStyle w:val="NormalTok"/>
+        </w:rPr>
+        <w:t xml:space="preserve"> </w:t>
+      </w:r>
+      <w:r>
+        <w:rPr>
+          <w:rStyle w:val="SpecialCharTok"/>
+        </w:rPr>
+        <w:t xml:space="preserve">~</w:t>
+      </w:r>
+      <w:r>
+        <w:rPr>
+          <w:rStyle w:val="NormalTok"/>
+        </w:rPr>
+        <w:t xml:space="preserve"> </w:t>
+      </w:r>
+      <w:r>
+        <w:rPr>
+          <w:rStyle w:val="StringTok"/>
+        </w:rPr>
+        <w:t xml:space="preserve">"medium"</w:t>
+      </w:r>
+      <w:r>
+        <w:rPr>
+          <w:rStyle w:val="NormalTok"/>
+        </w:rPr>
+        <w:t xml:space="preserve">,</w:t>
+      </w:r>
+      <w:r>
+        <w:br/>
+      </w:r>
+      <w:r>
+        <w:rPr>
+          <w:rStyle w:val="NormalTok"/>
+        </w:rPr>
+        <w:t xml:space="preserve">      body_mass_g </w:t>
+      </w:r>
+      <w:r>
+        <w:rPr>
+          <w:rStyle w:val="SpecialCharTok"/>
+        </w:rPr>
+        <w:t xml:space="preserve">&lt;</w:t>
+      </w:r>
+      <w:r>
+        <w:rPr>
+          <w:rStyle w:val="NormalTok"/>
+        </w:rPr>
+        <w:t xml:space="preserve">  </w:t>
+      </w:r>
+      <w:r>
+        <w:rPr>
+          <w:rStyle w:val="DecValTok"/>
+        </w:rPr>
+        <w:t xml:space="preserve">3500</w:t>
+      </w:r>
+      <w:r>
+        <w:rPr>
+          <w:rStyle w:val="NormalTok"/>
+        </w:rPr>
+        <w:t xml:space="preserve"> </w:t>
+      </w:r>
+      <w:r>
+        <w:rPr>
+          <w:rStyle w:val="SpecialCharTok"/>
+        </w:rPr>
+        <w:t xml:space="preserve">~</w:t>
+      </w:r>
+      <w:r>
+        <w:rPr>
+          <w:rStyle w:val="NormalTok"/>
+        </w:rPr>
+        <w:t xml:space="preserve"> </w:t>
+      </w:r>
+      <w:r>
+        <w:rPr>
+          <w:rStyle w:val="StringTok"/>
+        </w:rPr>
+        <w:t xml:space="preserve">"small"</w:t>
+      </w:r>
+      <w:r>
+        <w:rPr>
+          <w:rStyle w:val="NormalTok"/>
+        </w:rPr>
+        <w:t xml:space="preserve">,</w:t>
+      </w:r>
+      <w:r>
+        <w:br/>
+      </w:r>
+      <w:r>
+        <w:rPr>
+          <w:rStyle w:val="NormalTok"/>
+        </w:rPr>
+        <w:t xml:space="preserve">      </w:t>
+      </w:r>
+      <w:r>
+        <w:rPr>
+          <w:rStyle w:val="AttributeTok"/>
+        </w:rPr>
+        <w:t xml:space="preserve">.default            =</w:t>
+      </w:r>
+      <w:r>
+        <w:rPr>
+          <w:rStyle w:val="NormalTok"/>
+        </w:rPr>
+        <w:t xml:space="preserve"> </w:t>
+      </w:r>
+      <w:r>
+        <w:rPr>
+          <w:rStyle w:val="StringTok"/>
+        </w:rPr>
+        <w:t xml:space="preserve">"unknown"</w:t>
+      </w:r>
+      <w:r>
+        <w:rPr>
+          <w:rStyle w:val="NormalTok"/>
+        </w:rPr>
+        <w:t xml:space="preserve">   </w:t>
+      </w:r>
+      <w:r>
+        <w:rPr>
+          <w:rStyle w:val="CommentTok"/>
+        </w:rPr>
+        <w:t xml:space="preserve"># catches NA and anything else</w:t>
+      </w:r>
+      <w:r>
+        <w:br/>
+      </w:r>
+      <w:r>
+        <w:rPr>
+          <w:rStyle w:val="NormalTok"/>
+        </w:rPr>
+        <w:t xml:space="preserve">    )</w:t>
+      </w:r>
+      <w:r>
+        <w:br/>
+      </w:r>
+      <w:r>
+        <w:rPr>
+          <w:rStyle w:val="NormalTok"/>
+        </w:rPr>
+        <w:t xml:space="preserve">  )</w:t>
+      </w:r>
+    </w:p>
+    <w:p>
+      <w:pPr>
+        <w:pStyle w:val="BlockText"/>
+      </w:pPr>
+      <w:r>
+        <w:t xml:space="preserve">💡</w:t>
+      </w:r>
+      <w:r>
+        <w:t xml:space="preserve"> </w:t>
+      </w:r>
+      <w:r>
+        <w:rPr>
+          <w:rStyle w:val="VerbatimChar"/>
+          <w:b/>
+          <w:bCs/>
+        </w:rPr>
+        <w:t xml:space="preserve">case_when()</w:t>
+      </w:r>
+      <w:r>
+        <w:rPr>
+          <w:b/>
+          <w:bCs/>
+        </w:rPr>
+        <w:t xml:space="preserve"> </w:t>
+      </w:r>
+      <w:r>
+        <w:rPr>
+          <w:b/>
+          <w:bCs/>
+        </w:rPr>
+        <w:t xml:space="preserve">evaluates conditions top to bottom and stops at the first</w:t>
+      </w:r>
+      <w:r>
+        <w:rPr>
+          <w:b/>
+          <w:bCs/>
+        </w:rPr>
+        <w:t xml:space="preserve"> </w:t>
+      </w:r>
+      <w:r>
+        <w:rPr>
+          <w:b/>
+          <w:bCs/>
+        </w:rPr>
+        <w:t xml:space="preserve">match</w:t>
+      </w:r>
+      <w:r>
+        <w:t xml:space="preserve"> </w:t>
+      </w:r>
+      <w:r>
+        <w:t xml:space="preserve">— just like an if/else if chain. Put the most specific conditions</w:t>
+      </w:r>
+      <w:r>
+        <w:t xml:space="preserve"> </w:t>
+      </w:r>
+      <w:r>
+        <w:t xml:space="preserve">first.</w:t>
+      </w:r>
+      <w:r>
+        <w:t xml:space="preserve"> </w:t>
+      </w:r>
+      <w:r>
+        <w:rPr>
+          <w:rStyle w:val="VerbatimChar"/>
+        </w:rPr>
+        <w:t xml:space="preserve">.default</w:t>
+      </w:r>
+      <w:r>
+        <w:t xml:space="preserve"> </w:t>
+      </w:r>
+      <w:r>
+        <w:t xml:space="preserve">catches anything that matched nothing, including</w:t>
+      </w:r>
+      <w:r>
+        <w:t xml:space="preserve"> </w:t>
+      </w:r>
+      <w:r>
+        <w:rPr>
+          <w:rStyle w:val="VerbatimChar"/>
+        </w:rPr>
+        <w:t xml:space="preserve">NA</w:t>
+      </w:r>
+      <w:r>
+        <w:t xml:space="preserve">.</w:t>
+      </w:r>
+    </w:p>
+    <w:p>
+      <w:r>
+        <w:pict>
+          <v:rect style="width:0;height:1.5pt" o:hralign="center" o:hrstd="t" o:hr="t"/>
+        </w:pict>
+      </w:r>
+    </w:p>
+    <w:bookmarkEnd w:id="21"/>
+    <w:bookmarkEnd w:id="22"/>
+    <w:bookmarkStart w:id="23" w:name="overwriting-an-existing-column"/>
+    <w:p>
+      <w:pPr>
+        <w:pStyle w:val="Heading1"/>
+      </w:pPr>
+      <w:r>
+        <w:t xml:space="preserve">7 · Overwriting an existing column</w:t>
+      </w:r>
+    </w:p>
+    <w:p>
+      <w:pPr>
+        <w:pStyle w:val="FirstParagraph"/>
+      </w:pPr>
+      <w:r>
+        <w:t xml:space="preserve">Use the same name on the left to replace a column in place. The most common</w:t>
+      </w:r>
+      <w:r>
+        <w:t xml:space="preserve"> </w:t>
+      </w:r>
+      <w:r>
+        <w:t xml:space="preserve">use is fixing a type that imported incorrectly:</w:t>
+      </w:r>
+    </w:p>
+    <w:p>
+      <w:pPr>
+        <w:pStyle w:val="SourceCode"/>
+      </w:pPr>
+      <w:r>
+        <w:rPr>
+          <w:rStyle w:val="CommentTok"/>
+        </w:rPr>
+        <w:t xml:space="preserve"># Year imported as numeric — treat it as a category for plotting</w:t>
+      </w:r>
+      <w:r>
+        <w:br/>
+      </w:r>
+      <w:r>
+        <w:rPr>
+          <w:rStyle w:val="NormalTok"/>
+        </w:rPr>
+        <w:t xml:space="preserve">penguins </w:t>
+      </w:r>
+      <w:r>
+        <w:rPr>
+          <w:rStyle w:val="SpecialCharTok"/>
+        </w:rPr>
+        <w:t xml:space="preserve">|&gt;</w:t>
+      </w:r>
+      <w:r>
+        <w:br/>
+      </w:r>
+      <w:r>
+        <w:rPr>
+          <w:rStyle w:val="NormalTok"/>
+        </w:rPr>
+        <w:t xml:space="preserve">  </w:t>
+      </w:r>
+      <w:r>
+        <w:rPr>
+          <w:rStyle w:val="FunctionTok"/>
+        </w:rPr>
+        <w:t xml:space="preserve">mutate</w:t>
+      </w:r>
+      <w:r>
+        <w:rPr>
+          <w:rStyle w:val="NormalTok"/>
+        </w:rPr>
+        <w:t xml:space="preserve">(</w:t>
+      </w:r>
+      <w:r>
+        <w:rPr>
+          <w:rStyle w:val="AttributeTok"/>
+        </w:rPr>
+        <w:t xml:space="preserve">year =</w:t>
+      </w:r>
+      <w:r>
+        <w:rPr>
+          <w:rStyle w:val="NormalTok"/>
+        </w:rPr>
+        <w:t xml:space="preserve"> </w:t>
+      </w:r>
+      <w:r>
+        <w:rPr>
+          <w:rStyle w:val="FunctionTok"/>
+        </w:rPr>
+        <w:t xml:space="preserve">as.factor</w:t>
+      </w:r>
+      <w:r>
+        <w:rPr>
+          <w:rStyle w:val="NormalTok"/>
+        </w:rPr>
+        <w:t xml:space="preserve">(year))</w:t>
+      </w:r>
+      <w:r>
+        <w:br/>
+      </w:r>
+      <w:r>
+        <w:br/>
+      </w:r>
+      <w:r>
+        <w:rPr>
+          <w:rStyle w:val="CommentTok"/>
+        </w:rPr>
+        <w:t xml:space="preserve"># A measurement column that imported as character</w:t>
+      </w:r>
+      <w:r>
+        <w:br/>
+      </w:r>
+      <w:r>
+        <w:rPr>
+          <w:rStyle w:val="NormalTok"/>
+        </w:rPr>
+        <w:t xml:space="preserve">my_data </w:t>
+      </w:r>
+      <w:r>
+        <w:rPr>
+          <w:rStyle w:val="SpecialCharTok"/>
+        </w:rPr>
+        <w:t xml:space="preserve">|&gt;</w:t>
+      </w:r>
+      <w:r>
+        <w:br/>
+      </w:r>
+      <w:r>
+        <w:rPr>
+          <w:rStyle w:val="NormalTok"/>
+        </w:rPr>
+        <w:t xml:space="preserve">  </w:t>
+      </w:r>
+      <w:r>
+        <w:rPr>
+          <w:rStyle w:val="FunctionTok"/>
+        </w:rPr>
+        <w:t xml:space="preserve">mutate</w:t>
+      </w:r>
+      <w:r>
+        <w:rPr>
+          <w:rStyle w:val="NormalTok"/>
+        </w:rPr>
+        <w:t xml:space="preserve">(</w:t>
+      </w:r>
+      <w:r>
+        <w:rPr>
+          <w:rStyle w:val="AttributeTok"/>
+        </w:rPr>
+        <w:t xml:space="preserve">length_mm =</w:t>
+      </w:r>
+      <w:r>
+        <w:rPr>
+          <w:rStyle w:val="NormalTok"/>
+        </w:rPr>
+        <w:t xml:space="preserve"> </w:t>
+      </w:r>
+      <w:r>
+        <w:rPr>
+          <w:rStyle w:val="FunctionTok"/>
+        </w:rPr>
+        <w:t xml:space="preserve">as.numeric</w:t>
+      </w:r>
+      <w:r>
+        <w:rPr>
+          <w:rStyle w:val="NormalTok"/>
+        </w:rPr>
+        <w:t xml:space="preserve">(length_mm))</w:t>
+      </w:r>
+    </w:p>
+    <w:p>
+      <w:r>
+        <w:pict>
+          <v:rect style="width:0;height:1.5pt" o:hralign="center" o:hrstd="t" o:hr="t"/>
+        </w:pict>
+      </w:r>
+    </w:p>
+    <w:bookmarkEnd w:id="23"/>
+    <w:bookmarkStart w:id="24" w:name="complete-ecological-pipeline"/>
+    <w:p>
+      <w:pPr>
+        <w:pStyle w:val="Heading1"/>
+      </w:pPr>
+      <w:r>
+        <w:t xml:space="preserve">8 · Complete ecological pipeline</w:t>
+      </w:r>
+    </w:p>
+    <w:p>
+      <w:pPr>
+        <w:pStyle w:val="FirstParagraph"/>
+      </w:pPr>
+      <w:r>
+        <w:t xml:space="preserve">Putting it all together — bill shape index, log-transformation, size</w:t>
+      </w:r>
+      <w:r>
+        <w:t xml:space="preserve"> </w:t>
+      </w:r>
+      <w:r>
+        <w:t xml:space="preserve">classification, factor ordering — all in one readable pipe:</w:t>
+      </w:r>
+    </w:p>
+    <w:p>
+      <w:pPr>
+        <w:pStyle w:val="SourceCode"/>
+      </w:pPr>
+      <w:r>
+        <w:rPr>
+          <w:rStyle w:val="NormalTok"/>
+        </w:rPr>
+        <w:t xml:space="preserve">penguins_analysis </w:t>
+      </w:r>
+      <w:r>
+        <w:rPr>
+          <w:rStyle w:val="OtherTok"/>
+        </w:rPr>
+        <w:t xml:space="preserve">&lt;-</w:t>
+      </w:r>
+      <w:r>
+        <w:rPr>
+          <w:rStyle w:val="NormalTok"/>
+        </w:rPr>
+        <w:t xml:space="preserve"> penguins </w:t>
+      </w:r>
+      <w:r>
+        <w:rPr>
+          <w:rStyle w:val="SpecialCharTok"/>
+        </w:rPr>
+        <w:t xml:space="preserve">|&gt;</w:t>
+      </w:r>
+      <w:r>
+        <w:br/>
+      </w:r>
+      <w:r>
+        <w:rPr>
+          <w:rStyle w:val="NormalTok"/>
+        </w:rPr>
+        <w:t xml:space="preserve">  </w:t>
+      </w:r>
+      <w:r>
+        <w:rPr>
+          <w:rStyle w:val="FunctionTok"/>
+        </w:rPr>
+        <w:t xml:space="preserve">drop_na</w:t>
+      </w:r>
+      <w:r>
+        <w:rPr>
+          <w:rStyle w:val="NormalTok"/>
+        </w:rPr>
+        <w:t xml:space="preserve">() </w:t>
+      </w:r>
+      <w:r>
+        <w:rPr>
+          <w:rStyle w:val="SpecialCharTok"/>
+        </w:rPr>
+        <w:t xml:space="preserve">|&gt;</w:t>
+      </w:r>
+      <w:r>
+        <w:br/>
+      </w:r>
+      <w:r>
+        <w:rPr>
+          <w:rStyle w:val="NormalTok"/>
+        </w:rPr>
+        <w:t xml:space="preserve">  </w:t>
+      </w:r>
+      <w:r>
+        <w:rPr>
+          <w:rStyle w:val="FunctionTok"/>
+        </w:rPr>
+        <w:t xml:space="preserve">mutate</w:t>
+      </w:r>
+      <w:r>
+        <w:rPr>
+          <w:rStyle w:val="NormalTok"/>
+        </w:rPr>
+        <w:t xml:space="preserve">(</w:t>
+      </w:r>
+      <w:r>
+        <w:br/>
+      </w:r>
+      <w:r>
+        <w:rPr>
+          <w:rStyle w:val="NormalTok"/>
+        </w:rPr>
+        <w:t xml:space="preserve">    </w:t>
+      </w:r>
+      <w:r>
+        <w:rPr>
+          <w:rStyle w:val="AttributeTok"/>
+        </w:rPr>
+        <w:t xml:space="preserve">bill_ratio =</w:t>
+      </w:r>
+      <w:r>
+        <w:rPr>
+          <w:rStyle w:val="NormalTok"/>
+        </w:rPr>
+        <w:t xml:space="preserve"> bill_length_mm </w:t>
+      </w:r>
+      <w:r>
+        <w:rPr>
+          <w:rStyle w:val="SpecialCharTok"/>
+        </w:rPr>
+        <w:t xml:space="preserve">/</w:t>
+      </w:r>
+      <w:r>
+        <w:rPr>
+          <w:rStyle w:val="NormalTok"/>
+        </w:rPr>
+        <w:t xml:space="preserve"> bill_depth_mm,</w:t>
+      </w:r>
+      <w:r>
+        <w:br/>
+      </w:r>
+      <w:r>
+        <w:rPr>
+          <w:rStyle w:val="NormalTok"/>
+        </w:rPr>
+        <w:t xml:space="preserve">    </w:t>
+      </w:r>
+      <w:r>
+        <w:rPr>
+          <w:rStyle w:val="AttributeTok"/>
+        </w:rPr>
+        <w:t xml:space="preserve">log10_mass =</w:t>
+      </w:r>
+      <w:r>
+        <w:rPr>
+          <w:rStyle w:val="NormalTok"/>
+        </w:rPr>
+        <w:t xml:space="preserve"> </w:t>
+      </w:r>
+      <w:r>
+        <w:rPr>
+          <w:rStyle w:val="FunctionTok"/>
+        </w:rPr>
+        <w:t xml:space="preserve">log10</w:t>
+      </w:r>
+      <w:r>
+        <w:rPr>
+          <w:rStyle w:val="NormalTok"/>
+        </w:rPr>
+        <w:t xml:space="preserve">(body_mass_g),</w:t>
+      </w:r>
+      <w:r>
+        <w:br/>
+      </w:r>
+      <w:r>
+        <w:rPr>
+          <w:rStyle w:val="NormalTok"/>
+        </w:rPr>
+        <w:t xml:space="preserve">    </w:t>
+      </w:r>
+      <w:r>
+        <w:rPr>
+          <w:rStyle w:val="AttributeTok"/>
+        </w:rPr>
+        <w:t xml:space="preserve">log10_flip =</w:t>
+      </w:r>
+      <w:r>
+        <w:rPr>
+          <w:rStyle w:val="NormalTok"/>
+        </w:rPr>
+        <w:t xml:space="preserve"> </w:t>
+      </w:r>
+      <w:r>
+        <w:rPr>
+          <w:rStyle w:val="FunctionTok"/>
+        </w:rPr>
+        <w:t xml:space="preserve">log10</w:t>
+      </w:r>
+      <w:r>
+        <w:rPr>
+          <w:rStyle w:val="NormalTok"/>
+        </w:rPr>
+        <w:t xml:space="preserve">(flipper_length_mm),</w:t>
+      </w:r>
+      <w:r>
+        <w:br/>
+      </w:r>
+      <w:r>
+        <w:rPr>
+          <w:rStyle w:val="NormalTok"/>
+        </w:rPr>
+        <w:t xml:space="preserve">    </w:t>
+      </w:r>
+      <w:r>
+        <w:rPr>
+          <w:rStyle w:val="AttributeTok"/>
+        </w:rPr>
+        <w:t xml:space="preserve">size_class =</w:t>
+      </w:r>
+      <w:r>
+        <w:rPr>
+          <w:rStyle w:val="NormalTok"/>
+        </w:rPr>
+        <w:t xml:space="preserve"> </w:t>
+      </w:r>
+      <w:r>
+        <w:rPr>
+          <w:rStyle w:val="FunctionTok"/>
+        </w:rPr>
+        <w:t xml:space="preserve">case_when</w:t>
+      </w:r>
+      <w:r>
+        <w:rPr>
+          <w:rStyle w:val="NormalTok"/>
+        </w:rPr>
+        <w:t xml:space="preserve">(</w:t>
+      </w:r>
+      <w:r>
+        <w:br/>
+      </w:r>
+      <w:r>
+        <w:rPr>
+          <w:rStyle w:val="NormalTok"/>
+        </w:rPr>
+        <w:t xml:space="preserve">      body_mass_g </w:t>
+      </w:r>
+      <w:r>
+        <w:rPr>
+          <w:rStyle w:val="SpecialCharTok"/>
+        </w:rPr>
+        <w:t xml:space="preserve">&gt;=</w:t>
+      </w:r>
+      <w:r>
+        <w:rPr>
+          <w:rStyle w:val="NormalTok"/>
+        </w:rPr>
+        <w:t xml:space="preserve"> </w:t>
+      </w:r>
+      <w:r>
+        <w:rPr>
+          <w:rStyle w:val="DecValTok"/>
+        </w:rPr>
+        <w:t xml:space="preserve">5000</w:t>
+      </w:r>
+      <w:r>
+        <w:rPr>
+          <w:rStyle w:val="NormalTok"/>
+        </w:rPr>
+        <w:t xml:space="preserve"> </w:t>
+      </w:r>
+      <w:r>
+        <w:rPr>
+          <w:rStyle w:val="SpecialCharTok"/>
+        </w:rPr>
+        <w:t xml:space="preserve">~</w:t>
+      </w:r>
+      <w:r>
+        <w:rPr>
+          <w:rStyle w:val="NormalTok"/>
+        </w:rPr>
+        <w:t xml:space="preserve"> </w:t>
+      </w:r>
+      <w:r>
+        <w:rPr>
+          <w:rStyle w:val="StringTok"/>
+        </w:rPr>
+        <w:t xml:space="preserve">"large"</w:t>
+      </w:r>
+      <w:r>
+        <w:rPr>
+          <w:rStyle w:val="NormalTok"/>
+        </w:rPr>
+        <w:t xml:space="preserve">,</w:t>
+      </w:r>
+      <w:r>
+        <w:br/>
+      </w:r>
+      <w:r>
+        <w:rPr>
+          <w:rStyle w:val="NormalTok"/>
+        </w:rPr>
+        <w:t xml:space="preserve">      body_mass_g </w:t>
+      </w:r>
+      <w:r>
+        <w:rPr>
+          <w:rStyle w:val="SpecialCharTok"/>
+        </w:rPr>
+        <w:t xml:space="preserve">&gt;=</w:t>
+      </w:r>
+      <w:r>
+        <w:rPr>
+          <w:rStyle w:val="NormalTok"/>
+        </w:rPr>
+        <w:t xml:space="preserve"> </w:t>
+      </w:r>
+      <w:r>
+        <w:rPr>
+          <w:rStyle w:val="DecValTok"/>
+        </w:rPr>
+        <w:t xml:space="preserve">3500</w:t>
+      </w:r>
+      <w:r>
+        <w:rPr>
+          <w:rStyle w:val="NormalTok"/>
+        </w:rPr>
+        <w:t xml:space="preserve"> </w:t>
+      </w:r>
+      <w:r>
+        <w:rPr>
+          <w:rStyle w:val="SpecialCharTok"/>
+        </w:rPr>
+        <w:t xml:space="preserve">~</w:t>
+      </w:r>
+      <w:r>
+        <w:rPr>
+          <w:rStyle w:val="NormalTok"/>
+        </w:rPr>
+        <w:t xml:space="preserve"> </w:t>
+      </w:r>
+      <w:r>
+        <w:rPr>
+          <w:rStyle w:val="StringTok"/>
+        </w:rPr>
+        <w:t xml:space="preserve">"medium"</w:t>
+      </w:r>
+      <w:r>
+        <w:rPr>
+          <w:rStyle w:val="NormalTok"/>
+        </w:rPr>
+        <w:t xml:space="preserve">,</w:t>
+      </w:r>
+      <w:r>
+        <w:br/>
+      </w:r>
+      <w:r>
+        <w:rPr>
+          <w:rStyle w:val="NormalTok"/>
+        </w:rPr>
+        <w:t xml:space="preserve">      </w:t>
+      </w:r>
+      <w:r>
+        <w:rPr>
+          <w:rStyle w:val="ConstantTok"/>
+        </w:rPr>
+        <w:t xml:space="preserve">TRUE</w:t>
+      </w:r>
+      <w:r>
+        <w:rPr>
+          <w:rStyle w:val="NormalTok"/>
+        </w:rPr>
+        <w:t xml:space="preserve">                </w:t>
+      </w:r>
+      <w:r>
+        <w:rPr>
+          <w:rStyle w:val="SpecialCharTok"/>
+        </w:rPr>
+        <w:t xml:space="preserve">~</w:t>
+      </w:r>
+      <w:r>
+        <w:rPr>
+          <w:rStyle w:val="NormalTok"/>
+        </w:rPr>
+        <w:t xml:space="preserve"> </w:t>
+      </w:r>
+      <w:r>
+        <w:rPr>
+          <w:rStyle w:val="StringTok"/>
+        </w:rPr>
+        <w:t xml:space="preserve">"small"</w:t>
+      </w:r>
+      <w:r>
+        <w:br/>
+      </w:r>
+      <w:r>
+        <w:rPr>
+          <w:rStyle w:val="NormalTok"/>
+        </w:rPr>
+        <w:t xml:space="preserve">    ),</w:t>
+      </w:r>
+      <w:r>
+        <w:br/>
+      </w:r>
+      <w:r>
+        <w:rPr>
+          <w:rStyle w:val="NormalTok"/>
+        </w:rPr>
+        <w:t xml:space="preserve">    </w:t>
+      </w:r>
+      <w:r>
+        <w:rPr>
+          <w:rStyle w:val="AttributeTok"/>
+        </w:rPr>
+        <w:t xml:space="preserve">species =</w:t>
+      </w:r>
+      <w:r>
+        <w:rPr>
+          <w:rStyle w:val="NormalTok"/>
+        </w:rPr>
+        <w:t xml:space="preserve"> </w:t>
+      </w:r>
+      <w:r>
+        <w:rPr>
+          <w:rStyle w:val="FunctionTok"/>
+        </w:rPr>
+        <w:t xml:space="preserve">factor</w:t>
+      </w:r>
+      <w:r>
+        <w:rPr>
+          <w:rStyle w:val="NormalTok"/>
+        </w:rPr>
+        <w:t xml:space="preserve">(species, </w:t>
+      </w:r>
+      <w:r>
+        <w:rPr>
+          <w:rStyle w:val="AttributeTok"/>
+        </w:rPr>
+        <w:t xml:space="preserve">levels =</w:t>
+      </w:r>
+      <w:r>
+        <w:rPr>
+          <w:rStyle w:val="NormalTok"/>
+        </w:rPr>
+        <w:t xml:space="preserve"> </w:t>
+      </w:r>
+      <w:r>
+        <w:rPr>
+          <w:rStyle w:val="FunctionTok"/>
+        </w:rPr>
+        <w:t xml:space="preserve">c</w:t>
+      </w:r>
+      <w:r>
+        <w:rPr>
+          <w:rStyle w:val="NormalTok"/>
+        </w:rPr>
+        <w:t xml:space="preserve">(</w:t>
+      </w:r>
+      <w:r>
+        <w:rPr>
+          <w:rStyle w:val="StringTok"/>
+        </w:rPr>
+        <w:t xml:space="preserve">"Adelie"</w:t>
+      </w:r>
+      <w:r>
+        <w:rPr>
+          <w:rStyle w:val="NormalTok"/>
+        </w:rPr>
+        <w:t xml:space="preserve">, </w:t>
+      </w:r>
+      <w:r>
+        <w:rPr>
+          <w:rStyle w:val="StringTok"/>
+        </w:rPr>
+        <w:t xml:space="preserve">"Chinstrap"</w:t>
+      </w:r>
+      <w:r>
+        <w:rPr>
+          <w:rStyle w:val="NormalTok"/>
+        </w:rPr>
+        <w:t xml:space="preserve">, </w:t>
+      </w:r>
+      <w:r>
+        <w:rPr>
+          <w:rStyle w:val="StringTok"/>
+        </w:rPr>
+        <w:t xml:space="preserve">"Gentoo"</w:t>
+      </w:r>
+      <w:r>
+        <w:rPr>
+          <w:rStyle w:val="NormalTok"/>
+        </w:rPr>
+        <w:t xml:space="preserve">))</w:t>
+      </w:r>
+      <w:r>
+        <w:br/>
+      </w:r>
+      <w:r>
+        <w:rPr>
+          <w:rStyle w:val="NormalTok"/>
+        </w:rPr>
+        <w:t xml:space="preserve">  ) </w:t>
+      </w:r>
+      <w:r>
+        <w:rPr>
+          <w:rStyle w:val="SpecialCharTok"/>
+        </w:rPr>
+        <w:t xml:space="preserve">|&gt;</w:t>
+      </w:r>
+      <w:r>
+        <w:br/>
+      </w:r>
+      <w:r>
+        <w:rPr>
+          <w:rStyle w:val="NormalTok"/>
+        </w:rPr>
+        <w:t xml:space="preserve">  </w:t>
+      </w:r>
+      <w:r>
+        <w:rPr>
+          <w:rStyle w:val="FunctionTok"/>
+        </w:rPr>
+        <w:t xml:space="preserve">select</w:t>
+      </w:r>
+      <w:r>
+        <w:rPr>
+          <w:rStyle w:val="NormalTok"/>
+        </w:rPr>
+        <w:t xml:space="preserve">(species, sex, bill_ratio, log10_mass, log10_flip, size_class)</w:t>
+      </w:r>
+      <w:r>
+        <w:br/>
+      </w:r>
+      <w:r>
+        <w:br/>
+      </w:r>
+      <w:r>
+        <w:rPr>
+          <w:rStyle w:val="FunctionTok"/>
+        </w:rPr>
+        <w:t xml:space="preserve">glimpse</w:t>
+      </w:r>
+      <w:r>
+        <w:rPr>
+          <w:rStyle w:val="NormalTok"/>
+        </w:rPr>
+        <w:t xml:space="preserve">(penguins_analysis)</w:t>
+      </w:r>
+    </w:p>
+    <w:p>
+      <w:pPr>
+        <w:pStyle w:val="FirstParagraph"/>
+      </w:pPr>
+      <w:r>
+        <w:t xml:space="preserve">Then the classic allometric log–log plot:</w:t>
+      </w:r>
+    </w:p>
+    <w:p>
+      <w:pPr>
+        <w:pStyle w:val="SourceCode"/>
+      </w:pPr>
+      <w:r>
+        <w:rPr>
+          <w:rStyle w:val="FunctionTok"/>
+        </w:rPr>
+        <w:t xml:space="preserve">ggplot</w:t>
+      </w:r>
+      <w:r>
+        <w:rPr>
+          <w:rStyle w:val="NormalTok"/>
+        </w:rPr>
+        <w:t xml:space="preserve">(penguins_analysis,</w:t>
+      </w:r>
+      <w:r>
+        <w:br/>
+      </w:r>
+      <w:r>
+        <w:rPr>
+          <w:rStyle w:val="NormalTok"/>
+        </w:rPr>
+        <w:t xml:space="preserve">       </w:t>
+      </w:r>
+      <w:r>
+        <w:rPr>
+          <w:rStyle w:val="FunctionTok"/>
+        </w:rPr>
+        <w:t xml:space="preserve">aes</w:t>
+      </w:r>
+      <w:r>
+        <w:rPr>
+          <w:rStyle w:val="NormalTok"/>
+        </w:rPr>
+        <w:t xml:space="preserve">(</w:t>
+      </w:r>
+      <w:r>
+        <w:rPr>
+          <w:rStyle w:val="AttributeTok"/>
+        </w:rPr>
+        <w:t xml:space="preserve">x =</w:t>
+      </w:r>
+      <w:r>
+        <w:rPr>
+          <w:rStyle w:val="NormalTok"/>
+        </w:rPr>
+        <w:t xml:space="preserve"> log10_flip, </w:t>
+      </w:r>
+      <w:r>
+        <w:rPr>
+          <w:rStyle w:val="AttributeTok"/>
+        </w:rPr>
+        <w:t xml:space="preserve">y =</w:t>
+      </w:r>
+      <w:r>
+        <w:rPr>
+          <w:rStyle w:val="NormalTok"/>
+        </w:rPr>
+        <w:t xml:space="preserve"> log10_mass, </w:t>
+      </w:r>
+      <w:r>
+        <w:rPr>
+          <w:rStyle w:val="AttributeTok"/>
+        </w:rPr>
+        <w:t xml:space="preserve">color =</w:t>
+      </w:r>
+      <w:r>
+        <w:rPr>
+          <w:rStyle w:val="NormalTok"/>
+        </w:rPr>
+        <w:t xml:space="preserve"> species)) </w:t>
+      </w:r>
+      <w:r>
+        <w:rPr>
+          <w:rStyle w:val="SpecialCharTok"/>
+        </w:rPr>
+        <w:t xml:space="preserve">+</w:t>
+      </w:r>
+      <w:r>
+        <w:br/>
+      </w:r>
+      <w:r>
+        <w:rPr>
+          <w:rStyle w:val="NormalTok"/>
+        </w:rPr>
+        <w:t xml:space="preserve">  </w:t>
+      </w:r>
+      <w:r>
+        <w:rPr>
+          <w:rStyle w:val="FunctionTok"/>
+        </w:rPr>
+        <w:t xml:space="preserve">geom_point</w:t>
+      </w:r>
+      <w:r>
+        <w:rPr>
+          <w:rStyle w:val="NormalTok"/>
+        </w:rPr>
+        <w:t xml:space="preserve">(</w:t>
+      </w:r>
+      <w:r>
+        <w:rPr>
+          <w:rStyle w:val="AttributeTok"/>
+        </w:rPr>
+        <w:t xml:space="preserve">size =</w:t>
+      </w:r>
+      <w:r>
+        <w:rPr>
+          <w:rStyle w:val="NormalTok"/>
+        </w:rPr>
+        <w:t xml:space="preserve"> </w:t>
+      </w:r>
+      <w:r>
+        <w:rPr>
+          <w:rStyle w:val="DecValTok"/>
+        </w:rPr>
+        <w:t xml:space="preserve">2</w:t>
+      </w:r>
+      <w:r>
+        <w:rPr>
+          <w:rStyle w:val="NormalTok"/>
+        </w:rPr>
+        <w:t xml:space="preserve">, </w:t>
+      </w:r>
+      <w:r>
+        <w:rPr>
+          <w:rStyle w:val="AttributeTok"/>
+        </w:rPr>
+        <w:t xml:space="preserve">alpha =</w:t>
+      </w:r>
+      <w:r>
+        <w:rPr>
+          <w:rStyle w:val="NormalTok"/>
+        </w:rPr>
+        <w:t xml:space="preserve"> </w:t>
+      </w:r>
+      <w:r>
+        <w:rPr>
+          <w:rStyle w:val="FloatTok"/>
+        </w:rPr>
+        <w:t xml:space="preserve">0.7</w:t>
+      </w:r>
+      <w:r>
+        <w:rPr>
+          <w:rStyle w:val="NormalTok"/>
+        </w:rPr>
+        <w:t xml:space="preserve">) </w:t>
+      </w:r>
+      <w:r>
+        <w:rPr>
+          <w:rStyle w:val="SpecialCharTok"/>
+        </w:rPr>
+        <w:t xml:space="preserve">+</w:t>
+      </w:r>
+      <w:r>
+        <w:br/>
+      </w:r>
+      <w:r>
+        <w:rPr>
+          <w:rStyle w:val="NormalTok"/>
+        </w:rPr>
+        <w:t xml:space="preserve">  </w:t>
+      </w:r>
+      <w:r>
+        <w:rPr>
+          <w:rStyle w:val="FunctionTok"/>
+        </w:rPr>
+        <w:t xml:space="preserve">labs</w:t>
+      </w:r>
+      <w:r>
+        <w:rPr>
+          <w:rStyle w:val="NormalTok"/>
+        </w:rPr>
+        <w:t xml:space="preserve">(</w:t>
+      </w:r>
+      <w:r>
+        <w:br/>
+      </w:r>
+      <w:r>
+        <w:rPr>
+          <w:rStyle w:val="NormalTok"/>
+        </w:rPr>
+        <w:t xml:space="preserve">    </w:t>
+      </w:r>
+      <w:r>
+        <w:rPr>
+          <w:rStyle w:val="AttributeTok"/>
+        </w:rPr>
+        <w:t xml:space="preserve">title =</w:t>
+      </w:r>
+      <w:r>
+        <w:rPr>
+          <w:rStyle w:val="NormalTok"/>
+        </w:rPr>
+        <w:t xml:space="preserve"> </w:t>
+      </w:r>
+      <w:r>
+        <w:rPr>
+          <w:rStyle w:val="StringTok"/>
+        </w:rPr>
+        <w:t xml:space="preserve">"Allometric scaling: body mass vs. flipper length"</w:t>
+      </w:r>
+      <w:r>
+        <w:rPr>
+          <w:rStyle w:val="NormalTok"/>
+        </w:rPr>
+        <w:t xml:space="preserve">,</w:t>
+      </w:r>
+      <w:r>
+        <w:br/>
+      </w:r>
+      <w:r>
+        <w:rPr>
+          <w:rStyle w:val="NormalTok"/>
+        </w:rPr>
+        <w:t xml:space="preserve">    </w:t>
+      </w:r>
+      <w:r>
+        <w:rPr>
+          <w:rStyle w:val="AttributeTok"/>
+        </w:rPr>
+        <w:t xml:space="preserve">x     =</w:t>
+      </w:r>
+      <w:r>
+        <w:rPr>
+          <w:rStyle w:val="NormalTok"/>
+        </w:rPr>
+        <w:t xml:space="preserve"> </w:t>
+      </w:r>
+      <w:r>
+        <w:rPr>
+          <w:rStyle w:val="StringTok"/>
+        </w:rPr>
+        <w:t xml:space="preserve">"log₁₀ Flipper length (mm)"</w:t>
+      </w:r>
+      <w:r>
+        <w:rPr>
+          <w:rStyle w:val="NormalTok"/>
+        </w:rPr>
+        <w:t xml:space="preserve">,</w:t>
+      </w:r>
+      <w:r>
+        <w:br/>
+      </w:r>
+      <w:r>
+        <w:rPr>
+          <w:rStyle w:val="NormalTok"/>
+        </w:rPr>
+        <w:t xml:space="preserve">    </w:t>
+      </w:r>
+      <w:r>
+        <w:rPr>
+          <w:rStyle w:val="AttributeTok"/>
+        </w:rPr>
+        <w:t xml:space="preserve">y     =</w:t>
+      </w:r>
+      <w:r>
+        <w:rPr>
+          <w:rStyle w:val="NormalTok"/>
+        </w:rPr>
+        <w:t xml:space="preserve"> </w:t>
+      </w:r>
+      <w:r>
+        <w:rPr>
+          <w:rStyle w:val="StringTok"/>
+        </w:rPr>
+        <w:t xml:space="preserve">"log₁₀ Body mass (g)"</w:t>
+      </w:r>
+      <w:r>
+        <w:rPr>
+          <w:rStyle w:val="NormalTok"/>
+        </w:rPr>
+        <w:t xml:space="preserve">,</w:t>
+      </w:r>
+      <w:r>
+        <w:br/>
+      </w:r>
+      <w:r>
+        <w:rPr>
+          <w:rStyle w:val="NormalTok"/>
+        </w:rPr>
+        <w:t xml:space="preserve">    </w:t>
+      </w:r>
+      <w:r>
+        <w:rPr>
+          <w:rStyle w:val="AttributeTok"/>
+        </w:rPr>
+        <w:t xml:space="preserve">color =</w:t>
+      </w:r>
+      <w:r>
+        <w:rPr>
+          <w:rStyle w:val="NormalTok"/>
+        </w:rPr>
+        <w:t xml:space="preserve"> </w:t>
+      </w:r>
+      <w:r>
+        <w:rPr>
+          <w:rStyle w:val="StringTok"/>
+        </w:rPr>
+        <w:t xml:space="preserve">"Species"</w:t>
+      </w:r>
+      <w:r>
+        <w:br/>
+      </w:r>
+      <w:r>
+        <w:rPr>
+          <w:rStyle w:val="NormalTok"/>
+        </w:rPr>
+        <w:t xml:space="preserve">  ) </w:t>
+      </w:r>
+      <w:r>
+        <w:rPr>
+          <w:rStyle w:val="SpecialCharTok"/>
+        </w:rPr>
+        <w:t xml:space="preserve">+</w:t>
+      </w:r>
+      <w:r>
+        <w:br/>
+      </w:r>
+      <w:r>
+        <w:rPr>
+          <w:rStyle w:val="NormalTok"/>
+        </w:rPr>
+        <w:t xml:space="preserve">  </w:t>
+      </w:r>
+      <w:r>
+        <w:rPr>
+          <w:rStyle w:val="FunctionTok"/>
+        </w:rPr>
+        <w:t xml:space="preserve">theme_classic</w:t>
+      </w:r>
+      <w:r>
+        <w:rPr>
+          <w:rStyle w:val="NormalTok"/>
+        </w:rPr>
+        <w:t xml:space="preserve">()</w:t>
+      </w:r>
+    </w:p>
+    <w:p>
+      <w:r>
+        <w:pict>
+          <v:rect style="width:0;height:1.5pt" o:hralign="center" o:hrstd="t" o:hr="t"/>
+        </w:pict>
+      </w:r>
+    </w:p>
+    <w:bookmarkEnd w:id="24"/>
+    <w:bookmarkStart w:id="25" w:name="quick-reference"/>
+    <w:p>
+      <w:pPr>
+        <w:pStyle w:val="Heading1"/>
+      </w:pPr>
+      <w:r>
+        <w:t xml:space="preserve">Quick reference</w:t>
+      </w:r>
+    </w:p>
+    <w:tbl>
+      <w:tblPr>
+        <w:tblStyle w:val="Table"/>
+        <w:tblW w:type="pct" w:w="5000"/>
+        <w:tblLayout w:type="fixed"/>
+        <w:tblLook w:firstRow="1" w:lastRow="0" w:firstColumn="0" w:lastColumn="0" w:noHBand="0" w:noVBand="0" w:val="0020"/>
+      </w:tblPr>
+      <w:tblGrid>
+        <w:gridCol w:w="3960"/>
+        <w:gridCol w:w="3960"/>
+      </w:tblGrid>
+      <w:tr>
+        <w:trPr>
+          <w:tblHeader w:val="on"/>
+        </w:trPr>
+        <w:tc>
+          <w:tcPr/>
+          <w:p>
+            <w:pPr>
+              <w:pStyle w:val="Compact"/>
+            </w:pPr>
+            <w:r>
+              <w:t xml:space="preserve">Task</w:t>
+            </w:r>
+          </w:p>
+        </w:tc>
+        <w:tc>
+          <w:tcPr/>
+          <w:p>
+            <w:pPr>
+              <w:pStyle w:val="Compact"/>
+            </w:pPr>
+            <w:r>
+              <w:t xml:space="preserve">Code</w:t>
+            </w:r>
+          </w:p>
+        </w:tc>
+      </w:tr>
+      <w:tr>
+        <w:tc>
+          <w:tcPr/>
+          <w:p>
+            <w:pPr>
+              <w:pStyle w:val="Compact"/>
+            </w:pPr>
+            <w:r>
+              <w:t xml:space="preserve">Unit conversion</w:t>
+            </w:r>
+          </w:p>
+        </w:tc>
+        <w:tc>
+          <w:tcPr/>
+          <w:p>
+            <w:pPr>
+              <w:pStyle w:val="Compact"/>
+            </w:pPr>
+            <w:r>
+              <w:rPr>
+                <w:rStyle w:val="VerbatimChar"/>
+              </w:rPr>
+              <w:t xml:space="preserve">mutate(mass_kg = body_mass_g / 1000)</w:t>
+            </w:r>
+          </w:p>
+        </w:tc>
+      </w:tr>
+      <w:tr>
+        <w:tc>
+          <w:tcPr/>
+          <w:p>
+            <w:pPr>
+              <w:pStyle w:val="Compact"/>
+            </w:pPr>
+            <w:r>
+              <w:t xml:space="preserve">Ratio</w:t>
+            </w:r>
+          </w:p>
+        </w:tc>
+        <w:tc>
+          <w:tcPr/>
+          <w:p>
+            <w:pPr>
+              <w:pStyle w:val="Compact"/>
+            </w:pPr>
+            <w:r>
+              <w:rPr>
+                <w:rStyle w:val="VerbatimChar"/>
+              </w:rPr>
+              <w:t xml:space="preserve">mutate(bill_ratio = bill_length_mm / bill_depth_mm)</w:t>
+            </w:r>
+          </w:p>
+        </w:tc>
+      </w:tr>
+      <w:tr>
+        <w:tc>
+          <w:tcPr/>
+          <w:p>
+            <w:pPr>
+              <w:pStyle w:val="Compact"/>
+            </w:pPr>
+            <w:r>
+              <w:t xml:space="preserve">Base-10 log</w:t>
+            </w:r>
+          </w:p>
+        </w:tc>
+        <w:tc>
+          <w:tcPr/>
+          <w:p>
+            <w:pPr>
+              <w:pStyle w:val="Compact"/>
+            </w:pPr>
+            <w:r>
+              <w:rPr>
+                <w:rStyle w:val="VerbatimChar"/>
+              </w:rPr>
+              <w:t xml:space="preserve">mutate(log10_mass = log10(body_mass_g))</w:t>
+            </w:r>
+          </w:p>
+        </w:tc>
+      </w:tr>
+      <w:tr>
+        <w:tc>
+          <w:tcPr/>
+          <w:p>
+            <w:pPr>
+              <w:pStyle w:val="Compact"/>
+            </w:pPr>
+            <w:r>
+              <w:t xml:space="preserve">Natural log</w:t>
+            </w:r>
+          </w:p>
+        </w:tc>
+        <w:tc>
+          <w:tcPr/>
+          <w:p>
+            <w:pPr>
+              <w:pStyle w:val="Compact"/>
+            </w:pPr>
+            <w:r>
+              <w:rPr>
+                <w:rStyle w:val="VerbatimChar"/>
+              </w:rPr>
+              <w:t xml:space="preserve">mutate(ln_mass = log(body_mass_g))</w:t>
+            </w:r>
+          </w:p>
+        </w:tc>
+      </w:tr>
+      <w:tr>
+        <w:tc>
+          <w:tcPr/>
+          <w:p>
+            <w:pPr>
+              <w:pStyle w:val="Compact"/>
+            </w:pPr>
+            <w:r>
+              <w:t xml:space="preserve">Undo log10</w:t>
+            </w:r>
+          </w:p>
+        </w:tc>
+        <w:tc>
+          <w:tcPr/>
+          <w:p>
+            <w:pPr>
+              <w:pStyle w:val="Compact"/>
+            </w:pPr>
+            <w:r>
+              <w:rPr>
+                <w:rStyle w:val="VerbatimChar"/>
+              </w:rPr>
+              <w:t xml:space="preserve">mutate(mass = 10 ^ log10_mass)</w:t>
+            </w:r>
+          </w:p>
+        </w:tc>
+      </w:tr>
+      <w:tr>
+        <w:tc>
+          <w:tcPr/>
+          <w:p>
+            <w:pPr>
+              <w:pStyle w:val="Compact"/>
+            </w:pPr>
+            <w:r>
+              <w:t xml:space="preserve">Undo natural log</w:t>
+            </w:r>
+          </w:p>
+        </w:tc>
+        <w:tc>
+          <w:tcPr/>
+          <w:p>
+            <w:pPr>
+              <w:pStyle w:val="Compact"/>
+            </w:pPr>
+            <w:r>
+              <w:rPr>
+                <w:rStyle w:val="VerbatimChar"/>
+              </w:rPr>
+              <w:t xml:space="preserve">mutate(mass = exp(ln_mass))</w:t>
+            </w:r>
+          </w:p>
+        </w:tc>
+      </w:tr>
+      <w:tr>
+        <w:tc>
+          <w:tcPr/>
+          <w:p>
+            <w:pPr>
+              <w:pStyle w:val="Compact"/>
+            </w:pPr>
+            <w:r>
+              <w:t xml:space="preserve">Power / exponent</w:t>
+            </w:r>
+          </w:p>
+        </w:tc>
+        <w:tc>
+          <w:tcPr/>
+          <w:p>
+            <w:pPr>
+              <w:pStyle w:val="Compact"/>
+            </w:pPr>
+            <w:r>
+              <w:rPr>
+                <w:rStyle w:val="VerbatimChar"/>
+              </w:rPr>
+              <w:t xml:space="preserve">mutate(metabolic = mass_kg ^ 0.75)</w:t>
+            </w:r>
+          </w:p>
+        </w:tc>
+      </w:tr>
+      <w:tr>
+        <w:tc>
+          <w:tcPr/>
+          <w:p>
+            <w:pPr>
+              <w:pStyle w:val="Compact"/>
+            </w:pPr>
+            <w:r>
+              <w:t xml:space="preserve">Square root</w:t>
+            </w:r>
+          </w:p>
+        </w:tc>
+        <w:tc>
+          <w:tcPr/>
+          <w:p>
+            <w:pPr>
+              <w:pStyle w:val="Compact"/>
+            </w:pPr>
+            <w:r>
+              <w:rPr>
+                <w:rStyle w:val="VerbatimChar"/>
+              </w:rPr>
+              <w:t xml:space="preserve">mutate(sqrt_mass = sqrt(body_mass_g))</w:t>
+            </w:r>
+          </w:p>
+        </w:tc>
+      </w:tr>
+      <w:tr>
+        <w:tc>
+          <w:tcPr/>
+          <w:p>
+            <w:pPr>
+              <w:pStyle w:val="Compact"/>
+            </w:pPr>
+            <w:r>
+              <w:t xml:space="preserve">Linear regression eq.</w:t>
+            </w:r>
+          </w:p>
+        </w:tc>
+        <w:tc>
+          <w:tcPr/>
+          <w:p>
+            <w:pPr>
+              <w:pStyle w:val="Compact"/>
+            </w:pPr>
+            <w:r>
+              <w:rPr>
+                <w:rStyle w:val="VerbatimChar"/>
+              </w:rPr>
+              <w:t xml:space="preserve">mutate(predicted = 49.7 * flipper_length_mm - 5781)</w:t>
+            </w:r>
+          </w:p>
+        </w:tc>
+      </w:tr>
+      <w:tr>
+        <w:tc>
+          <w:tcPr/>
+          <w:p>
+            <w:pPr>
+              <w:pStyle w:val="Compact"/>
+            </w:pPr>
+            <w:r>
+              <w:t xml:space="preserve">Log-log prediction</w:t>
+            </w:r>
+          </w:p>
+        </w:tc>
+        <w:tc>
+          <w:tcPr/>
+          <w:p>
+            <w:pPr>
+              <w:pStyle w:val="Compact"/>
+            </w:pPr>
+            <w:r>
+              <w:rPr>
+                <w:rStyle w:val="VerbatimChar"/>
+              </w:rPr>
+              <w:t xml:space="preserve">mutate(pred = 10 ^ (-3.41 + 1.52 * log10(flipper_length_mm)))</w:t>
+            </w:r>
+          </w:p>
+        </w:tc>
+      </w:tr>
+      <w:tr>
+        <w:tc>
+          <w:tcPr/>
+          <w:p>
+            <w:pPr>
+              <w:pStyle w:val="Compact"/>
+            </w:pPr>
+            <w:r>
+              <w:t xml:space="preserve">Binary category</w:t>
+            </w:r>
+          </w:p>
+        </w:tc>
+        <w:tc>
+          <w:tcPr/>
+          <w:p>
+            <w:pPr>
+              <w:pStyle w:val="Compact"/>
+            </w:pPr>
+            <w:r>
+              <w:rPr>
+                <w:rStyle w:val="VerbatimChar"/>
+              </w:rPr>
+              <w:t xml:space="preserve">mutate(size = if_else(body_mass_g &gt;= 4000, "large", "small"))</w:t>
+            </w:r>
+          </w:p>
+        </w:tc>
+      </w:tr>
+      <w:tr>
+        <w:tc>
+          <w:tcPr/>
+          <w:p>
+            <w:pPr>
+              <w:pStyle w:val="Compact"/>
+            </w:pPr>
+            <w:r>
+              <w:t xml:space="preserve">Multiple categories</w:t>
+            </w:r>
+          </w:p>
+        </w:tc>
+        <w:tc>
+          <w:tcPr/>
+          <w:p>
+            <w:pPr>
+              <w:pStyle w:val="Compact"/>
+            </w:pPr>
+            <w:r>
+              <w:rPr>
+                <w:rStyle w:val="VerbatimChar"/>
+              </w:rPr>
+              <w:t xml:space="preserve">mutate(size = case_when(... ~ ..., .default = "unknown"))</w:t>
+            </w:r>
+          </w:p>
+        </w:tc>
+      </w:tr>
+      <w:tr>
+        <w:tc>
+          <w:tcPr/>
+          <w:p>
+            <w:pPr>
+              <w:pStyle w:val="Compact"/>
+            </w:pPr>
+            <w:r>
+              <w:t xml:space="preserve">Fix column type</w:t>
+            </w:r>
+          </w:p>
+        </w:tc>
+        <w:tc>
+          <w:tcPr/>
+          <w:p>
+            <w:pPr>
+              <w:pStyle w:val="Compact"/>
+            </w:pPr>
+            <w:r>
+              <w:rPr>
+                <w:rStyle w:val="VerbatimChar"/>
+              </w:rPr>
+              <w:t xml:space="preserve">mutate(year = as.factor(year))</w:t>
+            </w:r>
+          </w:p>
+        </w:tc>
+      </w:tr>
+      <w:tr>
+        <w:tc>
+          <w:tcPr/>
+          <w:p>
+            <w:pPr>
+              <w:pStyle w:val="Compact"/>
+            </w:pPr>
+            <w:r>
+              <w:t xml:space="preserve">Centre on mean</w:t>
+            </w:r>
+          </w:p>
+        </w:tc>
+        <w:tc>
+          <w:tcPr/>
+          <w:p>
+            <w:pPr>
+              <w:pStyle w:val="Compact"/>
+            </w:pPr>
+            <w:r>
+              <w:rPr>
+                <w:rStyle w:val="VerbatimChar"/>
+              </w:rPr>
+              <w:t xml:space="preserve">mutate(mass_c = body_mass_g - mean(body_mass_g, na.rm = TRUE))</w:t>
+            </w:r>
+          </w:p>
+        </w:tc>
+      </w:tr>
+    </w:tbl>
+    <w:p>
+      <w:r>
+        <w:pict>
+          <v:rect style="width:0;height:1.5pt" o:hralign="center" o:hrstd="t" o:hr="t"/>
+        </w:pict>
+      </w:r>
+    </w:p>
+    <w:p>
+      <w:pPr>
+        <w:pStyle w:val="FirstParagraph"/>
+      </w:pPr>
+      <w:r>
+        <w:rPr>
+          <w:i/>
+          <w:iCs/>
+        </w:rPr>
+        <w:t xml:space="preserve">End of Common Code 05 — mutate().</w:t>
+      </w:r>
+      <w:r>
+        <w:t xml:space="preserve"> </w:t>
+      </w:r>
+      <w:r>
+        <w:rPr>
+          <w:i/>
+          <w:iCs/>
+        </w:rPr>
+        <w:t xml:space="preserve">Next: Common Code 06 — Advanced plotting and themes.</w:t>
+      </w:r>
+    </w:p>
+    <w:bookmarkEnd w:id="25"/>
     <w:sectPr>
       <w:pgSz w:h="15840" w:w="12240"/>
       <w:pgMar w:bottom="1440" w:footer="720" w:gutter="0" w:header="720" w:left="1440" w:right="1440" w:top="1440"/>

--- a/docs/common_code/05_mutate/05_mutate.docx
+++ b/docs/common_code/05_mutate/05_mutate.docx
@@ -31,7 +31,7 @@
         <w:pStyle w:val="Date"/>
       </w:pPr>
       <w:r>
-        <w:t xml:space="preserve">2026-06-26</w:t>
+        <w:t xml:space="preserve">2026-06-27</w:t>
       </w:r>
     </w:p>
     <w:bookmarkStart w:id="11" w:name="creating-new-columns-with-mutate"/>

--- a/docs/common_code/05_mutate/05_mutate.docx
+++ b/docs/common_code/05_mutate/05_mutate.docx
@@ -31,7 +31,7 @@
         <w:pStyle w:val="Date"/>
       </w:pPr>
       <w:r>
-        <w:t xml:space="preserve">2026-06-28</w:t>
+        <w:t xml:space="preserve">2026-06-30</w:t>
       </w:r>
     </w:p>
     <w:bookmarkStart w:id="11" w:name="creating-new-columns-with-mutate"/>
